--- a/research_runs/PAPER_FINAL_20261006/manuscript_en.docx
+++ b/research_runs/PAPER_FINAL_20261006/manuscript_en.docx
@@ -35,7 +35,7 @@
     </w:p>
     <w:p>
       <w:r>
-        <w:t>Scientific draft for author review — 7 October 2026. Declarations pending.</w:t>
+        <w:t>Scientific draft for author review — 7 October 2026.</w:t>
       </w:r>
     </w:p>
     <w:p>
@@ -3933,7 +3933,7 @@
     </w:p>
     <w:p>
       <w:r>
-        <w:t>The study uses public BNCI2014_001, PhysioNet, Cho2017, and Lee2019 recordings [1,2,5,6,25,7,8,9,10]; the providers’ licenses and usage terms apply. PhysioNet platform sources are cited separately [25,26]. No new participants were recruited and raw EEG is not redistributed in this manuscript bundle. The original collection ethics and consent are governed by the providers’ publications; the author must confirm the institutional requirements for secondary analysis before submission. No ethics approval identifier or consent waiver is asserted here.</w:t>
+        <w:t>The study uses public BNCI2014_001, PhysioNet, Cho2017, and Lee2019 recordings [1,2,5,6,25,7,8,9,10]; the providers’ licenses and usage terms apply. PhysioNet platform sources are cited separately [25,26]. No new participants were recruited and raw EEG is not redistributed in this manuscript bundle. The original collection ethics and participant consent are described in the providers’ publications. The author confirms that neither ethics approval nor an exemption was required for this secondary analysis. No approval or exemption identifier is applicable.</w:t>
       </w:r>
     </w:p>
     <w:p>
@@ -3943,7 +3943,7 @@
     </w:p>
     <w:p>
       <w:r>
-        <w:t>Author and corresponding author: Ziyuan Zhu. The title-page affiliation follows the author-provided institution and corroborated published English usage. Funding, competing interests, author contributions, and institutional secondary-analysis requirements remain to be confirmed by the author. AI assistance was used for manuscript drafting, language revision, and artifact preparation; the author must review the text and confirm responsibility for its scientific content. The journal-specific disclosure should describe the actual use and follow the selected journal’s policy. No funding award, competing-interest declaration, or completed human review is invented.</w:t>
+        <w:t>Author and corresponding author: Ziyuan Zhu. The title-page affiliation follows the author-provided institution and corroborated published English usage. Funding: This research received no funding. Competing interests: The author declares no competing interests. AI assistance was used for manuscript drafting, language revision, analysis-code development, and figure and artifact preparation. The author is responsible for reviewing and approving the final manuscript and for its scientific content. The journal-specific disclosure should describe the actual scope of assistance and follow the selected journal’s policy.</w:t>
       </w:r>
     </w:p>
     <w:p>

--- a/research_runs/PAPER_FINAL_20261006/manuscript_en.docx
+++ b/research_runs/PAPER_FINAL_20261006/manuscript_en.docx
@@ -56,6 +56,18 @@
           <w:sz w:val="20"/>
         </w:rPr>
         <w:t>Correspondence: zzy2630816871@gmail.com</w:t>
+      </w:r>
+    </w:p>
+    <w:p>
+      <w:pPr>
+        <w:keepLines/>
+        <w:jc w:val="center"/>
+      </w:pPr>
+      <w:r>
+        <w:rPr>
+          <w:sz w:val="20"/>
+        </w:rPr>
+        <w:t>Postal address: Jinyun Campus, Chongqing Medical University, No. 61, Daxuecheng Middle Road, Shapingba District, Chongqing 401331, China</w:t>
       </w:r>
     </w:p>
     <w:p>
@@ -6465,6 +6477,19 @@
         <w:pStyle w:val="Heading1"/>
       </w:pPr>
       <w:r>
+        <w:t>Author contributions</w:t>
+      </w:r>
+    </w:p>
+    <w:p>
+      <w:r>
+        <w:t>Ziyuan Zhu undertook the study as the sole author, prepared the manuscript, checked and revised its content, and approved the final version.</w:t>
+      </w:r>
+    </w:p>
+    <w:p>
+      <w:pPr>
+        <w:pStyle w:val="Heading1"/>
+      </w:pPr>
+      <w:r>
         <w:t>Acknowledgements</w:t>
       </w:r>
     </w:p>
@@ -6478,7 +6503,7 @@
     </w:p>
     <w:p>
       <w:r>
-        <w:t>OpenAI Codex assisted source and literature checks, analysis-code development, figure preparation, and manuscript drafting and language revision. The author is responsible for reviewing the final manuscript and for its scientific content.</w:t>
+        <w:t>ChatGPT (GPT-6, as reported by the author) assisted information retrieval, grammar revision, and preparation of instructions for publishing research materials to GitHub. OpenAI Codex assisted source and literature checks, analysis-code and verification-code development, saved-result consistency checks, figure preparation, and manuscript drafting and language revision. The author personally reviewed and revised the final manuscript and takes responsibility for its scientific content.</w:t>
       </w:r>
     </w:p>
     <w:p>
@@ -10950,7 +10975,7 @@
     </w:p>
     <w:p>
       <w:r>
-        <w:t>The manuscript bundle contains consistent English Markdown, editable DOCX, a PDF layout export, standalone LaTeX source with embedded numerical figure panels, the Chinese companion, figure sources and PNG/PDF/SVG exports, participant tables, a completed-condition inventory, verified references, independent numerical-audit scripts, and an author submission checklist. The main paper reports the retained scientific results; operational cloud failure logs do not substitute for scientific endpoints. All manuscript preparation fits and checkpoint-inference counts are zero. Funding, competing-interest and ethics statements reflect the author’s confirmation; journal-specific formatting and final manuscript approval remain to be completed before submission.</w:t>
+        <w:t>The manuscript bundle contains consistent English Markdown, editable DOCX, a PDF layout export, standalone LaTeX source with embedded numerical figure panels, the Chinese companion, figure sources and PNG/PDF/SVG exports, participant tables, a completed-condition inventory, verified references, independent numerical-audit scripts, and an author submission checklist. The main paper reports the retained scientific results; operational cloud failure logs do not substitute for scientific endpoints. All manuscript preparation fits and checkpoint-inference counts are zero. Funding, competing-interest and ethics statements reflect the author’s confirmation; the author has confirmed final manuscript review and approval; journal submission has not been performed.</w:t>
       </w:r>
     </w:p>
     <w:p>

--- a/research_runs/PAPER_FINAL_20261006/manuscript_en.docx
+++ b/research_runs/PAPER_FINAL_20261006/manuscript_en.docx
@@ -92,7 +92,7 @@
     </w:p>
     <w:p>
       <w:r>
-        <w:t>Objective. We examined source-only training-duration selection and fixed shared mu/beta input pipelines for cross-subject motor-imagery EEG decoding. Approach. An exploratory four-class study used nine BNCI2014_001 participants, excluding both target sessions from each corresponding fit and selection. Separate frozen binary pipelines were evaluated on PhysioNet (109 people), Cho2017 (52) and Lee2019 offline-training runs (54, two sessions), without target fitting or adaptation. We re-audited saved predictions and source partitions. A downstream BNCI signal analysis, specified after decoder outcomes were known, described baseline-relative mu/beta power and associations with saved binary LOSO balanced accuracy. Main results. Mean-rank rather than mean-loss duration selection increased internal balanced accuracy from 33.72% to 42.67%; S3 and S8 contributed 87.57% of the aggregate gain. A matched-runtime fixed-duration control improved four of nine people despite a positive mean. Shared-minus-broad external differences were +0.573 percentage points (pp) on PhysioNet (95% person-bootstrap interval [−0.097,1.242]), −1.513 pp on Cho2017 [−2.249,−0.804] and +0.204 pp on Lee2019 [−0.515,0.969]. Cho2017 and Lee2019 Holm-adjusted permutation p-values were 0.000100 and 0.604. These complete-pipeline contrasts used unequal source-selected durations. The BNCI signal analysis retained all 5,184 trials; its 2,592 hand-imagery trials gave mean signed laterality of −0.250 dB in mu and −0.168 dB in beta, with variable person-level signs. Significance. Training-duration choices yielded large but concentrated gains in this development benchmark. The shared-input pipelines offered no consistent external advantage. BNCI sensor patterns provide descriptive context; nine-person associations do not establish a decoder mechanism. Unknown voltage calibration and offline evaluation limit deployment conclusions.</w:t>
+        <w:t>Objective. We audited source-only training-duration selection and evaluated fixed shared mu/beta input pipelines for cross-subject motor-imagery EEG decoding. Approach. An exploratory four-class study used nine BNCI2014_001 participants, excluding both target sessions from each corresponding model fit and duration selection. Separate frozen binary pipelines were evaluated on PhysioNet (109 people), Cho2017 (52) and Lee2019 offline-training runs (54, two sessions), without target fitting or adaptation. We re-audited saved predictions and source partitions. A BNCI signal analysis, specified after decoder outcomes were known, described baseline-relative mu/beta power and associations with saved binary LOSO balanced accuracy. Main results. Mean-rank duration selection increased internal balanced accuracy from 33.72% to 42.67% compared with mean-loss selection; S3 and S8 contributed 87.57% of the aggregate gain. A matched-runtime fixed-duration control improved four of nine people despite a positive mean. Shared-minus-broad external differences were +0.573 percentage points (pp) on PhysioNet (95% person-bootstrap interval [−0.097,1.242]), −1.513 pp on Cho2017 [−2.249,−0.804] and +0.204 pp on Lee2019 [−0.515,0.969]. Cho2017 and Lee2019 Holm-adjusted permutation p-values were 0.000100 and 0.604. These complete-pipeline contrasts used unequal source-selected durations. The BNCI signal analysis retained all 5,184 trials; its 2,592 hand-imagery trials gave mean signed laterality of −0.250 dB in mu and −0.168 dB in beta, with signs varying between people. Significance. Training-duration choices yielded large but concentrated gains in this development benchmark. Shared-input pipelines showed no consistent external advantage. BNCI sensor patterns provide descriptive context; nine-person associations do not establish a decoder mechanism. Unknown voltage calibration and offline evaluation limit deployment conclusions.</w:t>
       </w:r>
     </w:p>
     <w:p>
@@ -110,22 +110,22 @@
     </w:p>
     <w:p>
       <w:r>
-        <w:t>Motor-imagery EEG decoding must distinguish imagined actions in scalp recordings whose spatial and spectral structure varies between people. A calibration-free model should transfer to a new person without fitting to that person’s labels or distributional statistics. This differs from within-person evaluation and from adaptation using unlabeled target recordings. BCI Competition IV dataset 2a provides a small, well-documented benchmark [1,2], but its nine participants make a mean especially sensitive to a few large changes. Broader reviews and multi-dataset evaluation frameworks emphasize both variation between datasets and the dependence of reported performance on evaluation design [3,4].</w:t>
+        <w:t>Motor-imagery EEG decoding must distinguish imagined actions in scalp recordings whose spatial and spectral structure varies between people. A calibration-free model should transfer to a new person without fitting to that person’s labels or distributional statistics. This requirement differs from within-person evaluation and adaptation using unlabeled target recordings. BCI Competition IV dataset 2a is a small, well-documented benchmark [1,2], but its nine participants make the cohort mean especially sensitive to a few large changes. Reviews and multi-dataset evaluation frameworks document variation between datasets and show how evaluation design shapes reported performance [3,4].</w:t>
       </w:r>
     </w:p>
     <w:p>
       <w:r>
-        <w:t>A decoder that predicts predominantly one class can have balanced accuracy near chance even when the same architecture performs well with a different training duration. Such a failure can be mistaken for evidence that the input distribution requires normalization or a new representation. Conversely, a positive average after an intervention may reflect rescue of one or two participants rather than consistent improvement. Source-only fitting prevents per-fit target leakage, but it does not make a method independently confirmatory when the research program was developed after examining the same benchmark.</w:t>
+        <w:t>A decoder that predicts predominantly one class can have balanced accuracy near chance even when the same architecture performs well after a different training duration. This failure may be attributed to an input distribution that requires normalization or a different representation, overlooking the role of model selection. Likewise, an increase in average balanced accuracy may reflect recovery in one or two participants rather than consistent improvement across people. Source-only fitting prevents target leakage within each fit, but it does not provide independent confirmation when the research programme was developed after examining the same benchmark.</w:t>
       </w:r>
     </w:p>
     <w:p>
       <w:r>
-        <w:t>We separate three questions that are often merged in decoder comparisons. First, can heterogeneous source-validation loss curves lead to very short training schedules, and does within-fold rank aggregation change those schedules? Second, how does a pipeline processing predefined mu/beta views with one shared EEGNet compare with broad input when spatial, capacity, and robustness controls are reported? Third, how do those complete source-selected pipelines behave in external binary transfer? A separate descriptive component characterizes measured BNCI sensor signals without changing the decoders. The external evidence comprises an earlier PhysioNet evaluation [5,6] and a subsequently frozen, separately fitted pipeline for Cho2017 [7,8] and Lee2019 [9,10]. These are separate evaluations with different channel sets and time windows, not a pooled benchmark score.</w:t>
+        <w:t>We address three questions. First, can heterogeneous source-validation loss curves lead to very short training schedules, and does within-fold rank aggregation change those schedules? Second, how does a pipeline that processes predefined mu/beta views with one shared EEGNet compare with broad input, alongside spatial, capacity, and robustness controls? Third, how do the complete source-selected pipelines perform in external binary transfer? A separate descriptive analysis characterizes measured BNCI sensor signals without changing the decoders. The external evidence comprises an earlier PhysioNet evaluation [5,6] and a subsequently frozen, separately fitted pipeline for Cho2017 [7,8] and Lee2019 [9,10]. The evaluations use different channel sets and time windows and are reported separately.</w:t>
       </w:r>
     </w:p>
     <w:p>
       <w:r>
-        <w:t>This study examines training-duration selection and fixed spectral sharing under a source-only fitting constraint. We retain negative and adverse results, use participants rather than model seeds as the unit of inference, and distinguish exploratory development, runtime-matched controls and external evaluations. The design treats model selection as part of the domain-generalization method [11]. A separate post-outcome BNCI analysis provides descriptive signal context without further decoder fitting or inference.</w:t>
+        <w:t>Here, we audit source-only model selection as part of cross-subject decoder evaluation [11]. The development analyses trace how training-duration decisions affect apparent model failure and distinguish concentrated aggregate gains from participant-level benefit. Separate frozen external evaluations retain adverse and uncertain outcomes, with participants as the unit of inference. A downstream BNCI sensor analysis adds measured-signal context while keeping physiological description separate from decoder attribution.</w:t>
       </w:r>
     </w:p>
     <w:p>
@@ -138,32 +138,32 @@
     </w:p>
     <w:p>
       <w:r>
-        <w:t>Spatial and spectral structure motivate classical motor-imagery decoders. CSP estimates discriminative spatial projections from class covariance structure [12], and filter-bank CSP combines spatial features across frequency bands [13,14]. These approaches motivate the spatial and spectral controls here, although the implemented filter bank is FBCSP-inspired rather than an exact reproduction. Its projections, feature scaling and classifiers are fitted on source partitions under the same target-information restriction as the neural models.</w:t>
+        <w:t>Classical motor-imagery decoders use spatial and spectral structure. CSP estimates discriminative spatial projections from class covariance structure [12], and filter-bank CSP combines spatial features across frequency bands [13,14]. These methods inform the spatial and spectral controls used here. The implemented filter bank is FBCSP-inspired rather than an exact reproduction; its projections, feature scaling and classifiers are fitted on source partitions under the same target-information restriction as the neural models.</w:t>
       </w:r>
     </w:p>
     <w:p>
       <w:r>
-        <w:t>Compact convolutional models provide another representation family. EEGNet combines temporal filtering, depthwise spatial filtering and separable convolutions [15]; broader CNN work investigates learned EEG decoding and visualization [16]. Our shared-input model sends predefined mu and beta views through one configured EEGNet and averages class logits. Its parameter count matches one branch, while two-view computation and shared BatchNorm exposure differ. The tested bands are experimental views rather than verified physiological source separation.</w:t>
+        <w:t>EEGNet combines temporal filtering, depthwise spatial filtering and separable convolutions in a compact architecture [15]; broader CNN work investigates learned EEG decoding and visualization [16]. Our shared-input model processes predefined mu and beta views with one configured EEGNet and averages their class logits. Its parameter count matches one branch, but computation on two views and shared BatchNorm exposure differ. These bands define experimental input views; they do not provide verified physiological source separation.</w:t>
       </w:r>
     </w:p>
     <w:p>
       <w:r>
-        <w:t>Algorithm reviews and multi-dataset benchmarking emphasize variation between methods, people and datasets [3,4]. Model selection also belongs inside a domain-generalization evaluation [11]. We distinguish fitting restricted to source participants within a repeatedly used development benchmark from external evaluation of frozen pipelines. Methods that fit on target labels or unlabeled target distributions use a different information budget and were not compared directly in this study.</w:t>
+        <w:t>Algorithm reviews and multi-dataset benchmarks document performance variation between methods, people and datasets [3,4]. Domain-generalization evaluation must also account for model selection [11]. Here, fitting is restricted to source participants within a repeatedly used development benchmark, followed by external evaluation of frozen pipelines. Methods that fit on target labels or unlabeled target distributions have a different information budget and were not compared directly.</w:t>
       </w:r>
     </w:p>
     <w:p>
       <w:r>
-        <w:t>Recent domain-generalization studies address unseen-subject motor-imagery decoding through learned source-domain invariance. EEG-DG aligns marginal and conditional distributions across multiple source domains [17]. Zheng et al. combine spectral/task knowledge distillation with cross-source correlation alignment and distance regularization [18]. These studies motivate source-only generalization without target adaptation; their information budgets and selection procedures must still be checked for a matched comparison. The present study does not introduce a new domain-generalization algorithm or rank against those methods. It audits source-only model selection, participant heterogeneity and complete frozen-pipeline transfer, retaining adverse and null results with an inspectable evidence chain.</w:t>
+        <w:t>Recent domain-generalization studies seek invariance across source domains for unseen-subject motor-imagery decoding. EEG-DG aligns marginal and conditional distributions across multiple source domains [17]. Zheng et al. combine spectral/task knowledge distillation with cross-source correlation alignment and distance regularization [18]. These approaches pursue source-only generalization without target adaptation, although a matched comparison still requires compatible information budgets and selection procedures. Our contribution is an audit of source-only model selection, participant heterogeneity and complete frozen-pipeline transfer, with adverse and null results retained in a traceable evidence record. We do not introduce a new domain-generalization algorithm or rank the evaluated pipelines against these methods.</w:t>
       </w:r>
     </w:p>
     <w:p>
       <w:r>
-        <w:t>Recent EEG pretraining studies broaden the representation-learning landscape. LaBraM learns generic representations from large EEG collections [19], while EEGPT uses pretrained transformers for transferable EEG representations [20]. Their pretraining data and downstream fitting procedures introduce information and computational budgets that must be specified for a fair comparison. We did not evaluate either model or establish equivalence to our target-information contract; the present findings concern the selected source-only pipelines.</w:t>
+        <w:t>EEG pretraining offers another route to transferable representations. LaBraM learns generic representations from large EEG collections [19], while EEGPT uses pretrained transformers for transferable EEG representations [20]. Fair comparison requires the pretraining data, downstream fitting procedures and computational budgets to be specified. Neither model was evaluated here, and equivalence to our target-information contract was not established; the findings concern the selected source-only pipelines.</w:t>
       </w:r>
     </w:p>
     <w:p>
       <w:r>
-        <w:t>Event-related desynchronization and synchronization describe decreases and increases in spectral power relative to a reference interval [21]. Earlier motor-imagery work investigated sensorimotor rhythm changes [22]. These concepts motivate a separate measured-signal characterization, with the baseline and estimator stated explicitly. A scalp power pattern does not establish anatomical source localization or show that a learned decoder relied on that pattern.</w:t>
+        <w:t>Event-related desynchronization and synchronization describe decreases and increases in spectral power relative to a reference interval [21]. Earlier motor-imagery work investigated sensorimotor rhythm changes [22]. These concepts guide the separate characterization of measured signals, for which the baseline and estimator are specified explicitly. Scalp power patterns do not establish anatomical source localization or demonstrate that a learned decoder used those patterns.</w:t>
       </w:r>
     </w:p>
     <w:p>
@@ -184,12 +184,12 @@
     </w:p>
     <w:p>
       <w:r>
-        <w:t>The study separates exploratory development from two external-evaluation stages. The four-class BNCI2014_001 development stage holds out both sessions of the current target person from all corresponding fitting and duration selection. Earlier benchmark outcomes informed later candidates, so these nine-person comparisons remain exploratory. The earlier PhysioNet external evaluation (Q14) evaluates separately fitted binary BNCI models on PhysioNet; a metadata-driven sampling-rate amendment followed partial target execution. The frozen Cho2017/Lee2019 transfer experiment (Q15) fits a new binary source pipeline with a different montage, crop and reference, then evaluates its frozen broad, shared-input and CSP models on Cho2017 and Lee2019 offline-training segments. These datasets are external to fitting, but cross-provider identity nonoverlap was not independently established.</w:t>
+        <w:t>The study comprises exploratory development and two external-evaluation stages. In the four-class BNCI2014_001 development stage, both sessions of each target person are excluded from the corresponding fitting and duration selection. Earlier benchmark outcomes informed later candidates, so the nine-person comparisons remain exploratory. The earlier PhysioNet external evaluation (Q14) applies separately fitted binary BNCI models to PhysioNet; a metadata-driven sampling-rate amendment followed partial target execution. The frozen Cho2017/Lee2019 transfer experiment (Q15) uses a new binary source pipeline with a different montage, crop and reference, evaluating its frozen broad, shared-input and CSP models on Cho2017 and Lee2019 offline-training segments. These datasets are external to fitting, but participant identity nonoverlap across providers was not independently established.</w:t>
       </w:r>
     </w:p>
     <w:p>
       <w:r>
-        <w:t>The primary external estimand is the equal-person mean paired balanced-accuracy difference between the frozen shared-input and broad pipelines, separately by cohort. The PhysioNet evaluation uses 17 shared and 18 broad epochs; the frozen Cho2017/Lee2019 evaluation uses 19 shared and 14 broad epochs, all selected on source data. The contrasts therefore evaluate complete selected pipelines rather than the isolated effect of sharing. CSP is contextual, and neither external stage tests rank versus mean-loss selection. The descriptive BNCI physiological characterization (Q16) is a separate BNCI-only signal characterization defined after decoder results were known; its raw-signal summaries and associations cannot modify a decoder or establish its physiological mechanism.</w:t>
+        <w:t>The primary external estimand is the mean paired balanced-accuracy difference between the frozen shared-input and broad pipelines, with equal weight for each person and separate estimates for each cohort. The PhysioNet evaluation uses 17 shared and 18 broad epochs; the frozen Cho2017/Lee2019 evaluation uses 19 shared and 14 broad epochs, all selected on source data. Each contrast therefore evaluates complete selected pipelines rather than the isolated effect of sharing. CSP provides context, and neither external stage compares rank with mean-loss selection. The descriptive BNCI physiological analysis (Q16) was defined after decoder results were known and uses BNCI signals only. Its raw-signal summaries and associations provide no feedback into the decoders and cannot establish their physiological mechanism.</w:t>
       </w:r>
     </w:p>
     <w:p>
@@ -247,7 +247,7 @@
         <w:rPr>
           <w:sz w:val="18"/>
         </w:rPr>
-        <w:t>Study workflow and information boundaries. Both sessions of each internal target person are excluded from the corresponding source fit; the development programme remains exploratory. Q14 and Q15 use separate binary models and preprocessing contracts. Target inference applies deterministic adapters and frozen source-derived transformations with no fitting, adaptation or BatchNorm update. Event and class metadata support eligibility, canonical label mapping and scoring. A separate BNCI-only physiological branch reads native signals and labels after the decoder outcomes are known, without feedback into fitting or selection. People remain the aggregation unit. Q14's post-partial-run amendment and both external duration differences are detailed in the Methods and comparison-fairness table.</w:t>
+        <w:t>Study workflow and information boundaries. Both sessions of each internal target person are excluded from the corresponding source fit; these development analyses remain exploratory. Q14 and Q15 use separate binary models and preprocessing contracts. At inference, deterministic adapters and frozen source-derived transformations are applied without fitting, adaptation or BatchNorm updates. Event and class metadata establish eligibility and canonical label mapping; ground-truth labels are used for scoring. The separate BNCI-only physiological analysis reads native signals and labels after decoder outcomes are known, without feeding back into fitting or selection. Results are aggregated by person. Q14's post-partial-run amendment and the external differences in selected duration are described in the Methods and comparison-fairness table.</w:t>
       </w:r>
     </w:p>
     <w:p>
@@ -260,17 +260,17 @@
     </w:p>
     <w:p>
       <w:r>
-        <w:t>BNCI2014_001 corresponds to BCI Competition IV dataset 2a [1,2]. Nine participants completed two recording sessions, each containing six runs of 48 trials: 12 each of left-hand, right-hand, feet, and tongue imagery. Twenty-two EEG channels and three EOG channels were sampled at 250 Hz. Original acquisition used a left-mastoid reference, right-mastoid ground, 0.5–100 Hz band-pass, and 50-Hz notch; the offline operations below are additional processing of those recordings. The primary neural input uses EEG channels only. The archived metadata contain 5,184 trials, 576 per participant and 1,296 per class. All 488 expert artifact-flagged trials remain in the primary evaluation population. This include-all endpoint differs from the original competition’s artifact-free scoring; source-clean conditions exclude flagged source-training trials but retain every target trial.</w:t>
+        <w:t>BNCI2014_001 corresponds to BCI Competition IV dataset 2a [1,2]. Nine participants completed two recording sessions, each containing six runs of 48 trials: 12 each of left-hand, right-hand, feet, and tongue imagery. Twenty-two EEG channels and three EOG channels were sampled at 250 Hz. Acquisition used a left-mastoid reference, right-mastoid ground, 0.5–100 Hz band-pass, and 50-Hz notch; the offline operations below were applied in addition to this acquisition processing. The primary neural input contains EEG channels only. The archived metadata contain 5,184 trials, 576 per participant and 1,296 per class. All 488 expert artifact-flagged trials remain in the primary evaluation population. Including all trials differs from the original competition’s artifact-free scoring; source-clean conditions exclude flagged source-training trials but retain every target trial.</w:t>
       </w:r>
     </w:p>
     <w:p>
       <w:r>
-        <w:t>The external EEG Motor Movement/Imagery Database version 1.0.0 [5] supplies a separate binary task. We include all 109 subjects and only imagery runs 4, 8, and 12; T1 and T2 denote left- and right-fist imagery. Executed-movement, bilateral-task, and rest events do not enter this contrast. The final audited inventory contains 327 official-checksum-verified EDF files and 4,918 unique trials. The nominal 160-Hz acquisition description is supplemented by the actual headers: three subjects have 128-Hz recordings. Four-class and binary balanced accuracy have different chance levels and are never pooled into a common score.</w:t>
+        <w:t>The external EEG Motor Movement/Imagery Database version 1.0.0 [5] provides a separate binary task. We include all 109 subjects and only imagery runs 4, 8, and 12; T1 and T2 denote left- and right-fist imagery. Executed-movement, bilateral-task, and rest events are excluded from this contrast. The final audited inventory contains 327 EDF files verified against official checksums and 4,918 unique trials. Although the acquisition description specifies 160-Hz sampling, the file headers identify three subjects with 128-Hz recordings. Four-class and binary balanced accuracy have different chance levels and are reported separately.</w:t>
       </w:r>
     </w:p>
     <w:p>
       <w:r>
-        <w:t>Cho2017 [7,8] supplies left/right-hand imagery recordings from 52 people at a native 512 Hz. The audited evaluation retains 10,520 imagery trials: 49 people have 200 trials and three (S7, S9, S46) have 240. The Lee2019 motor-imagery data [9,10] contain 54 people recorded at 1,000 Hz in two sessions. We retain only EEG_MI_train, the provider’s offline-training runs, giving 100 trials per session and 10,800 trials in total. EEG_MI_test, other paradigms, and non-imagery events are outside this evaluation. The provider’s term “train” describes a recording segment: these external trials were used for inference and scoring, never for parameter fitting. We do not assert that the three external cohorts represent 215 independently verified unique identities across providers.</w:t>
+        <w:t>Cho2017 [7,8] provides left/right-hand imagery recordings from 52 people at a native sampling rate of 512 Hz. The audited evaluation retains 10,520 imagery trials: 49 people have 200 trials and three (S7, S9, S46) have 240. The Lee2019 motor-imagery data [9,10] contain 54 people recorded at 1,000 Hz in two sessions. We retain only EEG_MI_train, the provider’s offline-training runs, giving 100 trials per session and 10,800 trials in total. EEG_MI_test, other paradigms, and non-imagery events are excluded. The provider’s term “train” identifies a recording segment; these external trials were used only for inference and scoring, never for parameter fitting. The three external cohorts cannot be assumed to represent 215 independently verified unique identities across providers.</w:t>
       </w:r>
     </w:p>
     <w:p>
@@ -974,7 +974,7 @@
         <w:rPr>
           <w:sz w:val="18"/>
         </w:rPr>
-        <w:t>Each BNCI outer target has both sessions held out. Q14 and Q15 use separate binary source fits and preprocessing contracts. Neural inputs contain EEG channels only. Prediction-table rows repeat trials across models/seeds and are not independent participants; Lee sessions are pooled within person for the primary endpoint.</w:t>
+        <w:t>Both sessions of each BNCI outer target are held out. Q14 and Q15 have separate binary source fits and preprocessing contracts, and neural inputs contain EEG channels only. Prediction rows repeat trials across models and seeds; they are not independent participants. Lee sessions are pooled within person for the primary endpoint.</w:t>
       </w:r>
     </w:p>
     <w:p>
@@ -987,17 +987,17 @@
     </w:p>
     <w:p>
       <w:r>
-        <w:t>We define strict zero-calibration within each evaluation fit as inference with no parameter, state, preprocessing coefficient, hyperparameter, duration, seed, decision threshold or model choice fitted or selected using the current target person’s recordings or labels in that fit. Neural weights and BatchNorm statistics, shallow-model coefficients, source-fitted transforms and source-selected schedules are fixed before target inference. There is no target normalization fit, covariance alignment, adaptation, BatchNorm update, target-based stopping or seed selection. This restriction does not make the repeatedly used BNCI development programme independent of earlier target outcomes.</w:t>
+        <w:t>Within each evaluation fit, strict zero-calibration means that no parameter, state, preprocessing coefficient, hyperparameter, duration, seed, decision threshold or model choice is fitted or selected using the current target person’s recordings or labels. Neural weights and BatchNorm statistics, shallow-model coefficients, source-fitted transforms and source-selected schedules are fixed before target inference. Target data are not used to fit normalization, covariance alignment or adaptation, update BatchNorm, stop training or select seeds. This restriction applies to each fit; it does not make the repeatedly used BNCI development programme independent of earlier target outcomes.</w:t>
       </w:r>
     </w:p>
     <w:p>
       <w:r>
-        <w:t>Target EEG supplies model inputs, and event and class metadata implement declared eligibility and canonical label mappings. Labels then score saved predictions. Cho recordings are stored in class-specific containers, so the adapter is not blind to native class metadata. Fixed filtering, channel selection, resampling and common-average referencing compute functions of target signals without estimating a target-dependent decoder. The Q15 Helmert basis depends only on channel count; scalers, CSP/PCA, whitening and EOG-regression coefficients, where used, are estimated on source-training data and applied unchanged. Separate physiological summaries may read raw signals and labels, but provide no feedback into bands, crops, weights, thresholds, schedules or model choice.</w:t>
+        <w:t>Target EEG provides model inputs; event and class metadata determine declared eligibility and canonical label mappings. Labels are then used to score saved predictions. Cho recordings are stored in class-specific containers, so the adapter has access to native class metadata. Fixed filtering, channel selection, resampling and common-average referencing operate on target signals without fitting a target-dependent decoder. The Q15 Helmert basis depends only on channel count; scalers, CSP/PCA, whitening and EOG-regression coefficients, where used, are estimated on source-training data and applied unchanged. Separate physiological summaries use raw signals and labels but provide no feedback into bands, crops, weights, thresholds, schedules or model choice.</w:t>
       </w:r>
     </w:p>
     <w:p>
       <w:r>
-        <w:t>Zero target fitting is distinct from known physical acquisition calibration. Q15’s native-numeric-as-microvolt convention does not verify the exported voltage units. Earlier within-person and cross-session P2 models use target-person labeled calibration and remain outside the strict zero-calibration endpoints. The source-fitted P4 EOG regression uses synchronous target EOG and therefore requires additional sensors even though it fits no target coefficients.</w:t>
+        <w:t>The absence of target fitting does not establish physical acquisition calibration. Q15’s native-numeric-as-microvolt convention does not verify the exported voltage units. Earlier within-person and cross-session P2 models use target-person labelled calibration and remain outside the strict zero-calibration endpoints. The source-fitted P4 EOG regression requires synchronous target EOG and thus additional sensors, although it fits no target coefficients.</w:t>
       </w:r>
     </w:p>
     <w:p>
@@ -1651,7 +1651,7 @@
         <w:rPr>
           <w:sz w:val="18"/>
         </w:rPr>
-        <w:t>The restriction concerns fitting and selecting the corresponding decoder, rather than prohibiting all computations on target signals or all label access. Metadata inspection and downstream scoring/physiology do not make the development history outcome-blind.</w:t>
+        <w:t>The restriction applies to fitting and selecting the corresponding decoder. It permits deterministic computation on target signals, metadata inspection, and label use for scoring and separate physiology. These boundaries do not make the development history outcome-blind.</w:t>
       </w:r>
     </w:p>
     <w:p>
@@ -1664,17 +1664,17 @@
     </w:p>
     <w:p>
       <w:r>
-        <w:t>For internal BNCI analyses, fourth-order zero-phase Butterworth filters are applied within each native recording run before epoch extraction. The half-open interval [2.5,5.5) s after the MAT trial start corresponds to [0.5,3.5) s after the cue and yields 750 samples. There is no baseline subtraction, additional notch, or additional re-reference in the primary neural pipeline. MNE-loaded volt values are multiplied by 10^6 for network inputs in microvolts. These offline zero-phase operations use future samples and are not a causal online decoder.</w:t>
+        <w:t>For internal BNCI analyses, fourth-order zero-phase Butterworth filters are applied within each native recording run before epoch extraction. The half-open interval [2.5,5.5) s after the MAT trial start corresponds to [0.5,3.5) s after the cue and yields 750 samples. The primary neural pipeline applies no baseline subtraction, additional notch, or additional re-reference. MNE-loaded values in volts are multiplied by 10^6 to give network inputs in microvolts. These offline zero-phase operations use future samples, so this pipeline does not constitute a causal online decoder.</w:t>
       </w:r>
     </w:p>
     <w:p>
       <w:r>
-        <w:t>The broad mean-loss and mean-rank EEGNet conditions use 4–40 Hz. Restricted broad input uses 8–30 Hz, and the shared representation uses fixed mu (8–13 Hz) and beta (13–30 Hz) views. The bands are predefined experimental choices, not participant-specific estimates or physiological source separation. Any fitted scaler, CSP/PCA projection, or whitening transform is estimated on the applicable source-training partition only.</w:t>
+        <w:t>The broad mean-loss and mean-rank EEGNet conditions use 4–40 Hz input. Restricted broad input uses 8–30 Hz, and the shared representation uses fixed mu (8–13 Hz) and beta (13–30 Hz) views. These predefined bands are experimental choices; they are neither participant-specific estimates nor physiological source separation. Any fitted scaler, CSP/PCA projection, or whitening transform is estimated only on the applicable source-training partition.</w:t>
       </w:r>
     </w:p>
     <w:p>
       <w:r>
-        <w:t>Each primary four-class outer split holds out both sessions of one participant. The eight source people contribute 4,608 trials and the target contributes 576. Sorted source IDs define four consecutive, two-person inner-validation groups. Each inner fit trains on six people/3,456 trials and validates on two people/1,152 trials. This separation is by person, not by random trial. Final evaluation retains three fixed seeds, averaged within person before cross-person aggregation. Model evaluation freezes BatchNorm statistics; target examples do not update them.</w:t>
+        <w:t>Each primary four-class outer split holds out both sessions of one participant. The eight source people contribute 4,608 trials and the target contributes 576. Sorted source IDs define four consecutive, two-person inner-validation groups. Each inner fit trains on six people/3,456 trials and validates on two people/1,152 trials. Thus, source training and validation are separated by person. Final evaluation uses three fixed seeds, with scores averaged within person before aggregation across people. BatchNorm statistics remain fixed during model evaluation and are not updated by target examples.</w:t>
       </w:r>
     </w:p>
     <w:p>
@@ -1687,7 +1687,7 @@
     </w:p>
     <w:p>
       <w:r>
-        <w:t>The mean-loss rule selects the earliest epoch minimizing the equally weighted mean validation cross-entropy across the four inner folds. Candidate epochs are 1–40. The mean-rank rule first ranks epochs within each fold by validation cross-entropy, assigns average ranks to ties, averages those ranks across folds, and selects the earliest minimum. Its operational purpose is invariance to strictly increasing (order-preserving) transformations within a fold; that property does not guarantee better target prediction. The rank follow-up reuses the 36 frozen original inner trajectories and trains 27 new final models after the schedule has been frozen.</w:t>
+        <w:t>The mean-loss rule selects the earliest epoch that minimizes validation cross-entropy averaged with equal weight across the four inner folds. Candidate epochs are 1–40. The mean-rank rule ranks epochs within each fold by validation cross-entropy, assigns average ranks to ties, averages the ranks across folds, and selects the earliest minimum. This rule is invariant to strictly increasing (order-preserving) transformations of the losses within each fold, although that property does not guarantee better target prediction. The rank follow-up reuses the 36 frozen original inner trajectories and trains 27 new final models after the schedule has been frozen.</w:t>
       </w:r>
     </w:p>
     <w:p>
@@ -1705,17 +1705,17 @@
     </w:p>
     <w:p>
       <w:r>
-        <w:t>The rank candidate was motivated by earlier results on the same BNCI participants, so the internal comparison remains exploratory despite source-only per-fit selection. A four-cell diagnostic for S3 crosses raw versus source-normalized input with two versus 16 fixed epochs. Here raw means filtered, microvolt-scaled EEG without fitted source normalization. Two cells reuse the archived original conditions and two are new archived diagnostic conditions; this is one participant, not a population-level replication. Source normalization estimates per-channel mean and scale from source-training samples only.</w:t>
+        <w:t>The rank candidate was motivated by earlier results on the same BNCI participants, so the internal comparison remains exploratory despite source-only selection within each fit. A four-cell diagnostic for S3 crosses raw and source-normalized input with two and 16 fixed epochs. Here, raw input means filtered, microvolt-scaled EEG without fitted source normalization. Two cells reuse the archived original conditions and two are new diagnostic conditions preserved in the archive; the comparison involves one participant and does not provide population-level replication. Source normalization estimates per-channel mean and scale from source-training samples only.</w:t>
       </w:r>
     </w:p>
     <w:p>
       <w:r>
-        <w:t>Later controls compare fixed 20-epoch training with raw-loss-selected schedules. An additive matched-runtime experiment uses the same historical source-selected epoch counts but retrains the 27 final models on the same actual runtime and raw files as the fixed-duration comparator. It does not reselect epochs under the newer runtime. Source-count controls use k = 2, 4, or 6 source participants, four predefined identity subsets per count, and the k = 8 anchor; all counts use fixed 20 epochs. The 0train-versus-1test source-session contrast uses equal budgets: 2,304 trials, 20 epochs, and 720 optimizer updates per fit. Source-count contrasts and comparisons of one source session with the both-session anchor change the number of training examples and optimizer updates; those contrasts do not isolate a single causal factor.</w:t>
+        <w:t>Later controls compare fixed 20-epoch training with raw-loss-selected schedules. A matched-runtime experiment retains the historical source-selected epoch counts but retrains the 27 final models using the same runtime and raw files as the fixed-duration comparator. Epochs are not reselected under the newer runtime. Source-count controls use k = 2, 4, or 6 source participants, four predefined identity subsets per count, and the k = 8 anchor; all counts use fixed 20 epochs. The 0train-versus-1test source-session contrast has equal training budgets: 2,304 trials, 20 epochs, and 720 optimizer updates per fit. Source-count contrasts and comparisons of one source session with the both-session anchor change both the number of training examples and optimizer updates, preventing attribution to a single causal factor.</w:t>
       </w:r>
     </w:p>
     <w:p>
       <w:r>
-        <w:t>The population raw-versus-source-normalized Q5/Q6 comparison also changes the selected duration for S3 from 2 to 16 epochs and S5 from 13 to 12. Its aggregate difference therefore does not isolate normalization. The fixed-duration Q7 four-cell diagnostic provides a more direct separation of normalization and duration for S3 only.</w:t>
+        <w:t>The population raw-versus-source-normalized Q5/Q6 comparison also changes the selected duration for S3 from 2 to 16 epochs and S5 from 13 to 12. Its aggregate difference therefore cannot be attributed solely to normalization. The fixed-duration Q7 four-cell diagnostic separates normalization and duration more directly, but only for S3.</w:t>
       </w:r>
     </w:p>
     <w:p>
@@ -1733,7 +1733,7 @@
     </w:p>
     <w:p>
       <w:r>
-        <w:t>For shared mu/beta input, both band views pass through the same EEGNet in one concatenated mini-batch. Their class logits are averaged before cross-entropy in training and before softmax in inference. Network parameters and BatchNorm are shared; dropout acts per view. There are no learned band weights, attention mechanism, or separate independently trained branches. Parameter count matches one EEGNet, while forward-pass work and preprocessing differ.</w:t>
+        <w:t>For shared mu/beta input, both band views pass through the same EEGNet in one concatenated mini-batch. Their class logits are averaged before cross-entropy during training and before softmax during inference. Network parameters and BatchNorm are shared, while dropout acts per view. The model has no learned band weights, attention mechanism, or independently trained branches. Its parameter count matches one EEGNet, but forward-pass computation and preprocessing differ.</w:t>
       </w:r>
     </w:p>
     <w:p>
@@ -1751,7 +1751,7 @@
     </w:p>
     <w:p>
       <w:r>
-        <w:t>Controls include individual frequency bands; fixed source-selected durations; Welch log-bandpower with source-fitted shallow classifiers; eight source-only CSP or PCA time-series projections per band; log-Euclidean covariance features; source-only normalization; and source-clean training. The CSP/PCA neural controls both use 16 projected channels and source-fitted standardization, so their width is matched to each other but differs from the 22-channel shared-logit model. Architectural ablations use two independent networks, early band stacking, four shared bands, and a broadband capacity comparator. The independent two-band model has 5,864 parameters and its comparator has 5,914, a disclosed 0.85% mismatch. The traditional filter-bank implementation is FBCSP-inspired, not a literal reproduction of Ang et al. [13,14].</w:t>
+        <w:t>Controls include individual frequency bands; fixed source-selected durations; Welch log-bandpower with source-fitted shallow classifiers; eight source-only CSP or PCA time-series projections per band; log-Euclidean covariance features; source-only normalization; and source-clean training. The CSP/PCA neural controls both use 16 projected channels and source-fitted standardization. Their input widths therefore match each other but differ from the 22-channel shared-logit model. Architectural ablations use two independent networks, early band stacking, four shared bands, and a broadband capacity comparator. The independent two-band model has 5,864 parameters and its comparator has 5,914, a 0.85% mismatch. The traditional filter-bank implementation is FBCSP-inspired rather than a literal reproduction of Ang et al. [13,14].</w:t>
       </w:r>
     </w:p>
     <w:p>
@@ -2673,7 +2673,7 @@
         <w:rPr>
           <w:sz w:val="18"/>
         </w:rPr>
-        <w:t>These are implementation-specific controls rather than interchangeable model-class benchmarks. Matching selected aspects does not isolate every causal factor. Q14/Q15 external effects compare complete frozen pipelines; CSP comparisons remain descriptive.</w:t>
+        <w:t>Each comparison controls the aspects listed, while retaining the stated implementation differences. Q14/Q15 therefore compare complete frozen pipelines. Matching selected aspects does not isolate every causal factor, and the CSP comparisons remain descriptive.</w:t>
       </w:r>
     </w:p>
     <w:p>
@@ -2686,12 +2686,12 @@
     </w:p>
     <w:p>
       <w:r>
-        <w:t>The six completed robustness conditions comprise source-pooled whitening, source-balanced empirical risk minimization (ERM), source-group distributionally robust optimization (GroupDRO), channel dropout, gain perturbation, and their combination. Source whitening uses equal-person covariance aggregation, a ridge of 5% of the mean eigenvalue, and scale preservation; no target covariance or target alignment is fitted. GroupDRO treats source person as group [23]: persistent log weights increase by 0.05 times detached per-group cross-entropy, are normalized by log-sum-exp, and weight the group loss. Its declared matched comparator is balanced ERM, preserving the batching/sampling intervention. Training-only channel dropout uses probability 0.1 with surviving-channel scale 1/0.9; gain perturbation uses U[0.8,1.2], applied before dropout in the combined condition. Validation and target inputs are not augmented.</w:t>
+        <w:t>The six completed robustness conditions are source-pooled whitening, source-balanced empirical risk minimization (ERM), source-group distributionally robust optimization (GroupDRO), channel dropout, gain perturbation, and their combination. Source whitening uses equal-person covariance aggregation, a ridge of 5% of the mean eigenvalue, and scale preservation; no target covariance or alignment is fitted. GroupDRO treats each source person as a group [23]. Persistent log weights increase by 0.05 times detached per-group cross-entropy, are normalized by log-sum-exp, and weight the group loss. Its matched comparator is balanced ERM, which preserves the batching/sampling intervention. Training-only channel dropout uses probability 0.1 with surviving-channel scale 1/0.9; gain perturbation uses U[0.8,1.2] and precedes dropout in the combined condition. Validation and target inputs are not augmented.</w:t>
       </w:r>
     </w:p>
     <w:p>
       <w:r>
-        <w:t>Whitening and augmentation conditions are compared with the previously frozen broad rank-selected baseline. That historical baseline was executed on a different runtime from the robustness batch, so those cross-batch deltas combine intervention and runtime variation. GroupDRO versus balanced ERM is a cleaner within-runtime objective comparison. We retain this distinction beside the numerical table rather than attributing every delta to its named method.</w:t>
+        <w:t>Whitening and augmentation conditions are compared with the previously frozen broad rank-selected baseline. The historical baseline ran on a different runtime from the robustness batch, so these differences reflect both intervention and runtime variation. GroupDRO versus balanced ERM provides a within-runtime comparison of training objectives. This distinction accompanies the numerical table and limits attribution of cross-batch differences to the named interventions.</w:t>
       </w:r>
     </w:p>
     <w:p>
@@ -2704,17 +2704,17 @@
     </w:p>
     <w:p>
       <w:r>
-        <w:t>The binary BNCI source population contains 2,592 left/right trials, 288 per person. Filtering and epoching occur at 250 Hz before deterministic polyphase resampling by 16/25 to 160 Hz, giving 22 × 480 samples. The broad binary model uses 8–30 Hz; the shared model uses the fixed mu/beta views. All-nine-source duration selection uses the validation groups people 1–2, 3–4, 5–6, and 7–9, with equal fold weighting. Frozen durations are 18 broad-model epochs and 17 shared-model epochs. Checkpoints, channels, labels, contrast, seeds, and preprocessing are frozen before external access. A source-only CSP4 + LDA comparator uses reg = None and LDA solver = svd; it does not inherit the internal CSP8 OAS/shrinkage-LDA configuration. The external neural contrast compares complete pipelines with unequal source-selected durations, rather than isolating the effect of parameter sharing.</w:t>
+        <w:t>The binary BNCI source population contains 2,592 left/right trials, 288 per person. Filtering and epoching occur at 250 Hz before deterministic polyphase resampling by 16/25 to 160 Hz, giving 22 × 480 samples. The broad binary model uses 8–30 Hz; the shared model uses the fixed mu/beta views. Source-only duration selection across all nine participants uses validation groups comprising people 1–2, 3–4, 5–6, and 7–9, with equal fold weighting. The frozen training durations are 18 epochs for the broad model and 17 for the shared model. Checkpoints, channels, labels, contrast, seeds, and preprocessing are fixed before external access. The source-only CSP4 + LDA comparator uses reg = None and LDA solver = svd; it differs from the internal CSP8 OAS/shrinkage-LDA configuration. The external neural comparison evaluates complete pipelines with different source-selected durations and therefore cannot isolate parameter sharing.</w:t>
       </w:r>
     </w:p>
     <w:p>
       <w:r>
-        <w:t>A partial external run stopped at S88 when its 128-Hz header violated the original 160-Hz assumption. A versioned, metadata-driven amendment inspected remaining headers without using their predictions or scores. S88, S92, and S100 are filtered and epoched at their native rate, then resampled by 5/4 from 384 to 480 samples. The other 106 subjects retain native 160-Hz processing. The 87 completed earlier subject outputs are copied byte-for-byte and 22 additional subjects complete the cohort. No target statistics, fitted normalization, adaptation, seed selection, or class-performance-dependent branch is introduced. Because amendment followed partial external execution, the combined result is not a pristine execution of the original freeze.</w:t>
+        <w:t>A partial external run stopped at S88 because its 128-Hz header violated the original 160-Hz assumption. A versioned amendment used metadata from the remaining headers without consulting predictions or scores. S88, S92, and S100 are filtered and epoched at their native rate, then resampled by 5/4 from 384 to 480 samples. The other 106 subjects retain native 160-Hz processing. The 87 completed subject outputs from the earlier run are copied byte-for-byte, and 22 additional subjects complete the cohort. The amendment introduces no target statistics, fitted normalization, adaptation, seed selection, or class-performance-dependent processing. Because it followed partial external execution, the combined result does not represent an unmodified execution of the original freeze.</w:t>
       </w:r>
     </w:p>
     <w:p>
       <w:r>
-        <w:t>The original aggregate validation failed when re-serialized CSV probabilities were subjected to an inappropriate exact floating-point equality check. A later cross-host runtime mismatch was a separate limitation and motivated a versioned portability amendment. Both events remain in the record. The versioned validation-only attempt verified official EDF checksums and event identities and recomputed saved probability/argmax consistency, subject metrics, and statistics. It passed with zero new fits and zero new model-inference rows. This audit must not be described as regenerating all external predictions from checkpoints on the later validation host.</w:t>
+        <w:t>The original aggregate validation failed because it applied an inappropriate exact floating-point equality check to re-serialized CSV probabilities. A separate cross-host runtime mismatch later prompted a versioned portability amendment. Both limitations are documented. The versioned validation-only audit checked official EDF checksums and event identities and recomputed saved probability/argmax consistency, subject metrics, and statistics. It passed with zero new fits and zero new model-inference rows. It therefore validates saved outputs; it does not regenerate all external predictions from checkpoints on the later validation host.</w:t>
       </w:r>
     </w:p>
     <w:p>
@@ -2727,27 +2727,27 @@
     </w:p>
     <w:p>
       <w:r>
-        <w:t>The frozen Cho2017/Lee2019 experiment is a distinct binary transfer experiment, not a continuation of the Q14 checkpoints. All nine BNCI participants supply 2,592 left/right trials. The common ordered montage comprises Fz, FC3, FC1, FC2, FC4, C5, C3, C1, Cz, C2, C4, C6, CP3, CP1, CPz, CP2, CP4, P1, Pz, P2, and POz. Each trial is processed in a fixed native-rate context from −1.5 to +4.5 s relative to the cue. Common-average reference is computed across these 21 selected channels, followed by native-rate zero-phase second-order-section Butterworth filtering with prototype order four. Broad input uses 8–30 Hz; the shared views use 8–13 and 13–30 Hz. Deterministic polyphase resampling yields 160 Hz, followed by the half-open cue crop [0.5,2.5) s, equivalent to samples [320,640) of the resampled six-second context. The model tensor is therefore 21 × 320, and the learned decoder cannot be compared to Q14 as if only the external provider changed.</w:t>
+        <w:t>The frozen Cho2017/Lee2019 study is a separate binary transfer experiment using different checkpoints from Q14. All nine BNCI participants supply 2,592 left/right trials. The common ordered montage comprises Fz, FC3, FC1, FC2, FC4, C5, C3, C1, Cz, C2, C4, C6, CP3, CP1, CPz, CP2, CP4, P1, Pz, P2, and POz. Each trial is processed in a fixed native-rate context from −1.5 to +4.5 s relative to the cue. Common-average reference is computed across these 21 selected channels, followed by native-rate zero-phase second-order-section Butterworth filtering with prototype order four. Broad input uses 8–30 Hz; the shared views use 8–13 and 13–30 Hz. Deterministic polyphase resampling yields 160 Hz, followed by the half-open cue crop [0.5,2.5) s, equivalent to samples [320,640) of the resampled six-second context. The resulting model tensor is 21 × 320. These preprocessing and input differences preclude interpreting a comparison with Q14 as an effect of external provider alone.</w:t>
       </w:r>
     </w:p>
     <w:p>
       <w:r>
-        <w:t>The Q15 adapter treats native numeric values under a native-numeric-as-microvolt convention. It does not independently verify physical voltage calibration, the original Cho hardware reference, or hardware cue latency. The first 64 of the Cho payload’s 68 rows are EEG; four EMG rows are excluded. Channel mapping uses the publication’s numbered montage because the payload does not supply names. Cho native labels left = 1 and right = 2 are retained. Lee native labels left = 2 and right = 1 are deterministically mapped to canonical left = 1 and right = 2. Lee MATLAB cue indices are converted using t − 1; the provider’s stored segments align with Python t, leaving a disclosed one-sample (1-ms) indexing discrepancy that was not changed using outcome scores. The supplement records these adapter assumptions and file-level audit coverage.</w:t>
+        <w:t>The Q15 adapter interprets native numeric values as microvolts by convention. Physical voltage calibration, the original Cho hardware reference, and hardware cue latency have not been independently verified. The first 64 of the Cho payload’s 68 rows are EEG; four EMG rows are excluded. Channel mapping follows the publication’s numbered montage because the payload does not supply names. Cho native labels left = 1 and right = 2 are retained. Lee native labels left = 2 and right = 1 are deterministically mapped to canonical left = 1 and right = 2. Lee MATLAB cue indices are converted using t − 1; the provider’s stored segments align with Python t, leaving a disclosed one-sample (1-ms) indexing discrepancy that was not changed using outcome scores. The supplement documents these adapter assumptions and the file-level checks.</w:t>
       </w:r>
     </w:p>
     <w:p>
       <w:r>
-        <w:t>Source-only duration selection uses four groups, people 1–2, 3–4, 5–6, and 7–9, candidate epochs 1–40, equally weighted mean within-fold ranks of cross-entropy, and the earliest minimum. Final durations are 14 broad epochs and 19 shared epochs. The selection seed is 20260923, and final seeds are 20260924–20260926. Training uses the same configured EEGNet family, optimizer, and fixed-band logit averaging described above, with the Q15 channel/time dimensions. A source-fitted CSP4 + LDA comparator uses a fixed 21-to-20 Helmert coordinate transform after common-average reference, followed by source-only fitting. The external neural comparison is between two complete frozen pipelines with different source-selected durations; it does not isolate parameter sharing or band decomposition alone. The completed source work comprises eight inner neural fits, six final neural fits, and one shallow fit: 15 in total. Migration reused those artifacts and added no source or target fit.</w:t>
+        <w:t>Source-only duration selection uses four groups comprising people 1–2, 3–4, 5–6, and 7–9, candidate epochs 1–40, equally weighted mean within-fold cross-entropy ranks, and the earliest minimum. Final durations are 14 broad epochs and 19 shared epochs. The selection seed is 20260923, and final seeds are 20260924–20260926. Training uses the same configured EEGNet family, optimizer, and fixed-band logit averaging described above, with the Q15 channel/time dimensions. A source-fitted CSP4 + LDA comparator applies a fixed 21-to-20 Helmert coordinate transform after common-average reference, followed by source-only fitting. The external neural comparison evaluates two complete frozen pipelines with different source-selected durations and cannot isolate parameter sharing or band decomposition alone. Source training comprises eight inner neural fits, six final neural fits, and one shallow fit: 15 in total. Migration reused these artifacts without additional source or target fitting.</w:t>
       </w:r>
     </w:p>
     <w:p>
       <w:r>
-        <w:t>Official raw metadata for 18 BNCI files and all declared Cho/Lee files were audited before the preprocessing contract was committed; the pre-fit publication was recorded at 2026-10-04 01:33:03 UTC. Source completion was recorded at 01:52:42 UTC. The separate inference freeze was committed on 2026-10-05 at 09:31:05 UTC, before external prediction, and fixes channels, timing, label adapters, transformations, checkpoints, seeds, scoring units, and primary statistical procedures. Preprocessing may inspect event metadata to determine eligibility, but no external labels are used for fitting or model selection. BatchNorm remains in evaluation mode; there is no target alignment, normalization fit, adaptation, or post hoc seed selection. The repository-defined freezes follow external metadata inspection and are not independently registered preregistration.</w:t>
+        <w:t>Official raw metadata for 18 BNCI files and all declared Cho/Lee files were audited before the preprocessing specification was committed; its pre-fit publication was recorded at 2026-10-04 01:33:03 UTC. Source training was completed at 01:52:42 UTC. The separate inference freeze was committed on 2026-10-05 at 09:31:05 UTC, before external prediction, fixing channels, timing, label adapters, transformations, checkpoints, seeds, scoring units, and primary statistical procedures. Event metadata may be inspected to determine preprocessing eligibility, but external labels are not used for fitting or model selection. BatchNorm remains in evaluation mode; there is no target alignment, normalization fit, adaptation, or post hoc seed selection. These repository-defined freezes followed external metadata inspection and do not constitute independently registered preregistration.</w:t>
       </w:r>
     </w:p>
     <w:p>
       <w:r>
-        <w:t>All 52 Cho2017 and 54 Lee2019 participants were processed under the declared adapters. The archived independent computational validator replays raw-to-epoch and frozen-model prediction calculations, checks canonical events and scoring populations, verifies inference and source-artifact bindings, and recalculates aggregate statistics. Validation passed with the stated acquisition-calibration limitations. The supplementary reproducibility documentation records the exact input, parameter, checkpoint and result revisions.</w:t>
+        <w:t>All 52 Cho2017 and 54 Lee2019 participants were processed under the declared adapters. The archived independent computational validator replays processing from raw data to epochs and predictions from the frozen models, checks canonical events and scoring populations, verifies links to inference and source artifacts, and recalculates aggregate statistics. Validation passed subject to the stated acquisition-calibration limitations. The supplementary reproducibility documentation identifies the exact input, parameter, checkpoint and result revisions.</w:t>
       </w:r>
     </w:p>
     <w:p>
@@ -2760,7 +2760,7 @@
     </w:p>
     <w:p>
       <w:r>
-        <w:t>The BNCI characterization performed a separate descriptive analysis of native BNCI2014_001 recordings: 18 files, 108 motor-imagery runs, nine people and both sessions, retaining all 5,184 four-class trials and their artifact flags in the primary population. The signals retain all 22 EEG sensors at native 250 Hz, with no extra bandpass, notch, resampling, reference transform, source scaler or learned projection. Three EOG channels are excluded. EEG column order follows the provider montage; individual MAT files do not contain channel-name strings. Native one-based trial starts are converted to zero-based samples; the cue is 500 samples after the trial start. The fixed cue-relative baseline is [−1.5,−0.5) s and task window is [0.5,2.5) s. Before power calculation, the analysis requires rehashing all originals against the archived source provenance and checking labels, artifact flags, finite samples, the declared montage order and complete window bounds. All 18 source SHA-256 digests, 5,184 event identities and 228,096 trial-channel-band eligibility rows passed; no power-guard failure excluded a trial. The primary population retained all 488 flagged trials, including 246 of the 2,592 hand trials.</w:t>
+        <w:t>The BNCI characterization separately describes native BNCI2014_001 recordings: 18 files, 108 motor-imagery runs, nine people and both sessions, retaining all 5,184 four-class trials and their artifact flags in the primary population. The signals retain all 22 EEG sensors at native 250 Hz, with no additional bandpass, notch, resampling, reference transform, source scaler or learned projection. Three EOG channels are excluded. EEG column order follows the provider montage; individual MAT files do not contain channel-name strings. Native one-based trial starts are converted to zero-based samples; the cue is 500 samples after the trial start. The fixed cue-relative baseline is [−1.5,−0.5) s and the task window is [0.5,2.5) s. Before power calculation, all originals are rehashed against archived source provenance, and labels, artifact flags, finite samples, montage order and complete window bounds are checked. All 18 source SHA-256 digests, 5,184 event identities and 228,096 trial-channel-band eligibility rows passed these checks; no trial was excluded by a power guard. The primary population retained all 488 flagged trials, including 246 of the 2,592 hand trials.</w:t>
       </w:r>
     </w:p>
     <w:p>
@@ -2775,7 +2775,7 @@
     </w:p>
     <w:p>
       <w:r>
-        <w:t>The parameter specification was frozen on 6 October 2026 after the decoder outcomes were known, before the new physiological calculation. The analysis is therefore descriptive rather than an independent confirmation. Associations use existing matched-binary Q14-E001 BNCI LOSO scores, averaged over the three fixed neural seeds within each of the same nine people; all-nine-source fits and external-cohort scores are ineligible. The broad EEGNet score is the designated descriptive endpoint. Six Spearman coefficients cover the three fixed models and two fixed bands, with no p-values, tertile groups or outcome-selected bands/models. Decoder imagery covers [0.5,3.5) s, whereas the physiological power analysis covers [0.5,2.5) s. No external physiology was calculated, and no physiological-analysis output fitted, selected or updated a decoder. The parameter freeze is commit 050e01b028aaab8e3d745934b13b2d17e9bb0a7a; its public readback preceded raw-power calculation. The preprocessing freeze, raw receipt, execution manifest and final independent validation bind the specification, inputs and completed tables in Q16-P001-BNCI-20261006.</w:t>
+        <w:t>The physiological parameters were fixed on 6 October 2026 after the decoder outcomes were known and before the physiological calculations. The analysis is therefore descriptive and does not provide independent confirmation. Associations use existing matched-binary Q14-E001 BNCI LOSO scores, averaged over the three fixed neural seeds within each of the same nine people; all-nine-source fits and external-cohort scores are excluded. The broad EEGNet score is the designated descriptive endpoint. Six Spearman coefficients cover the three fixed models and two fixed bands, with no p-values, tertile groups or outcome-selected bands/models. Decoder imagery covers [0.5,3.5) s, whereas the physiological power analysis covers [0.5,2.5) s. No external physiology was calculated, and no physiological output was used to fit, select or update a decoder. The parameter freeze is commit 050e01b028aaab8e3d745934b13b2d17e9bb0a7a; its public readback preceded raw-power calculation. The preprocessing freeze, raw-data receipt, execution manifest and final independent validation link the specification and inputs to the completed tables in Q16-P001-BNCI-20261006.</w:t>
       </w:r>
     </w:p>
     <w:p>
@@ -2801,22 +2801,22 @@
     </w:p>
     <w:p>
       <w:r>
-        <w:t>The held-out person is the inference unit. Seeds are paired and averaged within person; predefined source-identity subsets are averaged within person and source count. Shallow conditions have one prediction per trial rather than three independent neural seeds. Paired differences are expressed in balanced-accuracy percentage points (pp). Person-bootstrap percentile intervals resample people, not trials, sessions, seeds, or source subsets. External intervals condition on the frozen source models and do not quantify source-cohort sampling uncertainty. Internal analyses remain exploratory because benchmark outcomes informed the research program and outer training sets overlap. For Lee2019, the two retained sessions are pooled before calculating each person/seed balanced accuracy. We then average the three neural-seed scores within person; this is an average of scores, not an ensemble of probabilities. A single CSP score is retained per person. Cross-cohort differences in scores are descriptive because Q14 and Q15 differ in source preprocessing and checkpoints.</w:t>
+        <w:t>The held-out person is the unit of statistical inference. Paired seeds are averaged within person; predefined source-identity subsets are averaged within person and source count. Shallow conditions have one prediction per trial rather than three independent neural seeds. Paired differences are expressed in balanced-accuracy percentage points (pp). Person-bootstrap percentile intervals resample people, not trials, sessions, seeds, or source subsets. External intervals describe variation across target people conditional on the frozen source models; they do not quantify source-cohort sampling uncertainty. Internal analyses remain exploratory because benchmark outcomes informed the research program and outer training sets overlap. For Lee2019, the two retained sessions are pooled before calculating each person/seed balanced accuracy. The three neural-seed scores are then averaged within person, giving an average of scores rather than an ensemble of probabilities. A single CSP score is retained per person. Cross-cohort score differences are descriptive because Q14 and Q15 differ in source preprocessing and checkpoints.</w:t>
       </w:r>
     </w:p>
     <w:p>
       <w:r>
-        <w:t>We preserve archived experiment-specific statistics and identify each interval’s resampling procedure. Rank-selection intervals use 20,000 person-bootstrap draws with seed 20260923. The archived shared-minus-broad representation contrast and robustness intervals use 20,000 draws with seed 20260924. Source-composition and matched-runtime intervals use 10,000 draws with seed 20260926 and exhaustive two-sided sign flips over nine participant differences; familywise exploratory p-values use Holm correction within the frozen families. The earlier PhysioNet primary contrast uses 20,000 draws with seed 20260924 and an exact two-sided binomial sign test excluding exact zero differences. Its primary hypothesis is shared-minus-broad; contextual comparisons with CSP do not replace it. A supplementary numerical audit uses 200,000 draws with seed 20261002 and is labelled separately. We do not equate an interval excluding zero with agreement across all small-sample tests. For Q15, the predeclared family contains exactly two shared-minus-broad contrasts, one for each external cohort. Percentile person-bootstrap intervals use 20,000 draws with seed 20260924 [24]. Two-sided person-level sign-flip tests use 20,000 Monte Carlo draws with seed 20261003, assuming sign exchangeability of paired person effects under the null, evaluating the absolute mean, and applying the (exceedances + 1)/(20,000 + 1) correction [25]. Holm adjustment controls this two-contrast family [26]; it does not retroactively incorporate the earlier PhysioNet or internal hypotheses. The smallest attainable Monte Carlo p-value is 1/20,001. The intervals are unadjusted 95% intervals, and CSP comparisons are descriptive context. Descriptive Q15 counts of positive, negative, and tied person effects use an absolute 10^−15 tolerance for ties; the frozen primary bootstrap and sign-flip calculations retain the saved numerical effects.</w:t>
+        <w:t>For each archived experiment, we report its original statistics and the interval resampling procedure. Rank-selection intervals use 20,000 person-bootstrap draws with seed 20260923. The archived shared-minus-broad representation contrast and robustness intervals use 20,000 draws with seed 20260924. Source-composition and matched-runtime intervals use 10,000 draws with seed 20260926 and exhaustive two-sided sign flips over nine participant differences; familywise exploratory p-values use Holm correction within the frozen families. The earlier PhysioNet primary contrast uses 20,000 draws with seed 20260924 and an exact two-sided binomial sign test excluding exact zero differences. Its primary hypothesis is shared-minus-broad; contextual comparisons with CSP do not replace it. A supplementary numerical audit uses 200,000 draws with seed 20261002 and is labelled separately. An interval excluding zero need not agree with every small-sample test. For Q15, the predeclared family contains exactly two shared-minus-broad contrasts, one for each external cohort. Percentile person-bootstrap intervals use 20,000 draws with seed 20260924 [24]. Two-sided person-level sign-flip tests use 20,000 Monte Carlo draws with seed 20261003, assuming sign exchangeability of paired person effects under the null, evaluating the absolute mean, and applying the (exceedances + 1)/(20,000 + 1) correction [25]. Holm adjustment controls this two-contrast family [26]; it does not retroactively include the earlier PhysioNet or internal hypotheses. The smallest attainable Monte Carlo p-value is 1/20,001. The intervals are unadjusted 95% intervals, and CSP comparisons are descriptive context. Descriptive Q15 counts of positive, negative, and tied person effects use an absolute 10^−15 tolerance for ties; the frozen primary bootstrap and sign-flip calculations retain the saved numerical effects.</w:t>
       </w:r>
     </w:p>
     <w:p>
       <w:r>
-        <w:t>One historical rank-selection script labelled a nine-person binomial calculation as a sign test while retaining two unchanged participants in its denominator. We describe its p = 0.1797 as an archived nine-person sign sensitivity. A conventional tie-excluding calculation uses seven nonzero changes and gives p = 0.015625; the paired t-test gives p = 0.111. This distinction is reported transparently rather than selecting the favorable procedure or rewriting the frozen result. Multiplicity corrections from later declared families are not retrospectively imposed on unrelated earlier statistics.</w:t>
+        <w:t>One historical rank-selection script labelled a nine-person binomial calculation as a sign test while retaining two unchanged participants in its denominator. We report its p = 0.1797 as an archived nine-person sign sensitivity. A conventional tie-excluding calculation uses seven nonzero changes and gives p = 0.015625; the paired t-test gives p = 0.111. These procedures are reported separately rather than treated as interchangeable or used to select a favourable result. Multiplicity corrections from later declared families are not retrospectively applied to unrelated earlier statistics.</w:t>
       </w:r>
     </w:p>
     <w:p>
       <w:r>
-        <w:t>The physiological characterization is a post-decoder-outcome descriptive component. Its physiological aggregation and decoder association use nine person-level records, without treating channels, trials, sessions or seeds as independent people. The six Spearman coefficients are descriptive; no physiological p-values or confirmatory family are introduced. They are separate from Q15’s frozen two-cohort tests and cannot retrospectively confirm the decoder contrasts.</w:t>
+        <w:t>The physiological characterization was specified after decoder outcomes were known and remains descriptive. Physiological aggregation and decoder associations use nine person-level records; channels, trials, sessions and seeds are not treated as independent people. The six Spearman coefficients have no physiological p-values or confirmatory testing family. They are separate from Q15’s frozen two-cohort tests and cannot retrospectively confirm the decoder contrasts.</w:t>
       </w:r>
     </w:p>
     <w:p>
@@ -2829,7 +2829,7 @@
     </w:p>
     <w:p>
       <w:r>
-        <w:t>Saved predictions were independently reaggregated to check trial identities, scoring populations, person-level confusion matrices, seed-averaged scores and reported statistical results. This numerical reanalysis did not load decoder checkpoints or generate predictions. The Cho2017/Lee2019 experiment additionally has a completed raw-to-epoch and frozen-model prediction replay; the earlier PhysioNet portability audit rechecked saved outputs without replaying inference. Validation coverage for earlier experiments remains experiment-specific and is documented in the supplement.</w:t>
+        <w:t>Saved predictions were independently reaggregated to check trial identities, scoring populations, person-level confusion matrices, seed-averaged scores and reported statistics. This numerical reanalysis neither loaded decoder checkpoints nor generated predictions. The Cho2017/Lee2019 experiment also underwent a completed replay from raw data to epochs and frozen-model predictions; the earlier PhysioNet portability audit checked saved outputs without replaying inference. Validation of earlier experiments remains experiment-specific, as documented in the supplement.</w:t>
       </w:r>
     </w:p>
     <w:p>
@@ -2860,22 +2860,22 @@
     </w:p>
     <w:p>
       <w:r>
-        <w:t>The all-trial four-class broad CSP8 + LDA baseline achieved 39.04% balanced accuracy; broad CSP + SVM and the full filter-bank LDA comparator achieved 37.50% and 38.12%. Raw mean-loss-selected EEGNet achieved 33.72%, below the broad CSP mean. These descriptive comparisons do not establish superiority of a model class. The mean-loss schedule selected only one or two epochs for S2, S3, and S8, while source-validation optima differed substantially across folds.</w:t>
+        <w:t>The all-trial four-class broad CSP8 + LDA baseline achieved 39.04% balanced accuracy; broad CSP + SVM and the full filter-bank LDA comparator achieved 37.50% and 38.12%. EEGNet with duration selected by raw mean loss achieved 33.72%, below the broad CSP baseline. These descriptive comparisons do not establish superiority of a model class. The mean-loss schedule selected only one or two epochs for S2, S3, and S8, while source-validation optima varied substantially across folds.</w:t>
       </w:r>
     </w:p>
     <w:p>
       <w:r>
-        <w:t>Source-only per-channel normalization increased the mean to 37.93%, a +4.21 pp difference. The archived paired 95% interval spans −1.12 to +13.49 pp and the median change is only +0.23 pp. The intervention has heterogeneous effects, including negative transfer in S8. It does not establish a general normalization benefit. Its selected schedules also changed for S3 (2 to 16 epochs) and S5 (13 to 12), so this population contrast combines normalization and duration changes.</w:t>
+        <w:t>Source-only per-channel normalization increased mean balanced accuracy to 37.93%, a +4.21 pp difference. The archived paired 95% interval spans −1.12 to +13.49 pp, whereas the median change was only +0.23 pp. Effects varied across participants, including negative transfer in S8, so the average gain does not establish a general normalization benefit. Selected durations also changed for S3 (2 to 16 epochs) and S5 (13 to 12); the population contrast therefore combines normalization and duration changes.</w:t>
       </w:r>
     </w:p>
     <w:p>
       <w:r>
-        <w:t>The S3 diagnostic separates normalization from duration. Raw input at two epochs gave 26.10% balanced accuracy and source normalization at two epochs gave 25.69%. At 16 epochs, raw and normalized inputs gave 67.71% and 65.86%. The short-run raw condition placed approximately 94% of predictions in one class. Duration can reproduce the observed rescue for this participant; this four-cell diagnostic does not prove that duration explains all cross-person failures.</w:t>
+        <w:t>The S3 diagnostic separates normalization from training duration. With two epochs, raw input gave 26.10% balanced accuracy and source-normalized input gave 25.69%. With 16 epochs, raw and normalized inputs gave 67.71% and 65.86%. The short-run raw condition assigned approximately 94% of predictions to one class. Extending training reproduced the recovery for this participant, but this four-cell diagnostic does not establish that duration explains all cross-person failures.</w:t>
       </w:r>
     </w:p>
     <w:p>
       <w:r>
-        <w:t>Mean-rank selection increased equal-person mean balanced accuracy to 42.67%, a +8.95 pp change over raw mean-loss selection. The archived bootstrap interval is [+1.05,+19.96] pp and the median change is +1.85 pp. Seven participants improved and two were unchanged. S3 and S8 account for 87.57% of the summed improvement. Thus the positive average includes a marked concentration of benefit, and the prior same-dataset development and disagreement among small-sample statistics limit a general claim.</w:t>
+        <w:t>Mean-rank selection increased equal-person mean balanced accuracy to 42.67%, a +8.95 pp change over raw mean-loss selection. The archived bootstrap interval is [+1.05,+19.96] pp, and the median change is +1.85 pp. Seven participants improved and two were unchanged. S3 and S8 account for 87.57% of the summed improvement. The average gain therefore reflects a concentrated benefit; prior development on the same dataset and disagreement among small-sample statistics limit its generalizability.</w:t>
       </w:r>
     </w:p>
     <w:p>
@@ -2933,7 +2933,7 @@
         <w:rPr>
           <w:sz w:val="18"/>
         </w:rPr>
-        <w:t>Training-duration selection and participant-level internal results. A: archived source-selected epochs. B: each participant’s all-trial balanced accuracy after averaging three fixed seeds; the dotted line is four-class chance (25%). C: the S3 four-cell diagnostic; error bars are standard deviations across three seeds, not uncertainty across people. Raw and source-normalized input are compared at two fixed durations. The diagnostic involves one person.</w:t>
+        <w:t>Training-duration selection and participant-level internal results. A: archived source-selected epochs. B: each participant’s all-trial balanced accuracy averaged over three fixed seeds; the dotted line marks four-class chance (25%). C: the S3 four-cell diagnostic, comparing raw and source-normalized input at two fixed durations. Error bars show standard deviations across three seeds, not uncertainty across people. This diagnostic concerns one person.</w:t>
       </w:r>
     </w:p>
     <w:p>
@@ -3664,7 +3664,7 @@
         <w:rPr>
           <w:sz w:val="18"/>
         </w:rPr>
-        <w:t>All-trial primary population. Neural means average three fixed seeds within person first. Rows span different batches; only explicitly matched comparisons isolate runtime variation. These rows summarize declared controls, not a target-selected ranking. Complete representation and robustness inventories are supplied in the supplement.</w:t>
+        <w:t>The primary population includes all trials. Neural scores are averaged over three fixed seeds within person before population summaries. Rows span different experimental batches, so runtime variation is controlled only in explicitly matched comparisons. The table summarizes declared controls rather than a target-selected ranking; full representation and robustness inventories are in the supplement.</w:t>
       </w:r>
     </w:p>
     <w:p>
@@ -3677,12 +3677,12 @@
     </w:p>
     <w:p>
       <w:r>
-        <w:t>In the additive matched-runtime experiment, the historical mean-loss duration schedule gave 33.92% balanced accuracy, versus 43.99% for fixed 20 epochs. The fixed-minus-historical-schedule mean was +10.06 pp, with bootstrap 95% interval [+0.68,+21.53] pp and exact sign-flip p = 0.125. Only four of nine people improved, five worsened, and the median difference was −0.174 pp. The positive mean therefore reflects large recoveries rather than a typical-person benefit. Matching runtime retains the average schedule contrast, but does not establish 20 epochs as universally preferable; historical epoch counts were reused rather than newly selected under that runtime.</w:t>
+        <w:t>In the additive matched-runtime experiment, the historical mean-loss duration schedule gave 33.92% balanced accuracy, compared with 43.99% for fixed 20 epochs. The fixed-minus-historical-schedule mean was +10.06 pp, with a bootstrap 95% interval of [+0.68,+21.53] pp and exact sign-flip p = 0.125. Four of nine people improved and five worsened; the median difference was −0.174 pp. The positive mean thus reflects large recoveries rather than a typical-person benefit. The average schedule difference persisted under matched runtime, but it does not establish 20 epochs as universally preferable: historical epoch counts were reused rather than newly selected under that runtime.</w:t>
       </w:r>
     </w:p>
     <w:p>
       <w:r>
-        <w:t>Mean balanced accuracy increased descriptively with source count. Broad fixed-duration models gave 32.96%, 38.89%, 43.16%, and 43.99% at k = 2, 4, 6, and 8; shared models gave 34.74%, 38.89%, 42.48%, and 43.98%. Source-identity variation within each count remained substantial. The two-source broad-minus-eight-source difference was −11.03 pp, but its Holm-adjusted exploratory p was 0.164. Every source-count/selection/session family retained null corrected findings. One-session-versus-the-other contrasts were small and heterogeneous. These trajectories are consistent with training-information sensitivity and do not separate source diversity from sample count or optimizer-update budget.</w:t>
+        <w:t>Mean balanced accuracy increased descriptively with source count. Broad fixed-duration models gave 32.96%, 38.89%, 43.16%, and 43.99% at k = 2, 4, 6, and 8; shared models gave 34.74%, 38.89%, 42.48%, and 43.98%. Performance varied substantially with source identity at each count. The two-source broad-minus-eight-source difference was −11.03 pp, but its Holm-adjusted exploratory p was 0.164. No source-count/selection/session family showed a corrected significant result. Contrasts between the two sessions were small and heterogeneous. These trajectories are consistent with sensitivity to source training information, but do not separate source diversity from sample count or optimizer-update budget.</w:t>
       </w:r>
     </w:p>
     <w:p>
@@ -3740,7 +3740,7 @@
         <w:rPr>
           <w:sz w:val="18"/>
         </w:rPr>
-        <w:t>Source composition and matched-runtime controls. A: strong lines are equal-person means; faint lines are individual target-person trajectories after averaging the four predefined identity subsets and three seeds at k = 2, 4, 6. All counts use 20 epochs; k = 8 reuses the fixed-20 anchor. B: all nine fixed-20-minus-historical-CE-schedule effects on the matched runtime. The interval is the sign-reversed archived matched contrast. Source count changes data volume and optimizer updates; these are exploratory sensitivities.</w:t>
+        <w:t>Source composition and matched-runtime controls. A: thick lines show equal-person means; thin lines show individual target-person trajectories averaged over the four predefined identity subsets and three seeds at k = 2, 4, 6. Every source count uses 20 epochs; k = 8 reuses the fixed-20 anchor. B: all nine fixed-20-minus-historical-CE-schedule effects in the matched runtime. The interval reverses the sign of the archived matched contrast. Source count also changes data volume and optimizer updates, so these exploratory sensitivities do not isolate source count alone.</w:t>
       </w:r>
     </w:p>
     <w:p>
@@ -3753,12 +3753,12 @@
     </w:p>
     <w:p>
       <w:r>
-        <w:t>The internal shared mu/beta condition achieved 42.19% versus 42.67% for the broad mean-rank baseline, a −0.48 pp mean difference. The archived Q10-V001 exploratory paired interval is [−3.21,+1.41] pp (20,000 draws, seed 20260924), with exact sign-flip p = 0.914. There is no demonstrated primary spectral-sharing gain. A restricted broad band and the individual bands provide descriptive frequency controls, while fixed-duration representation controls preserve their declared schedules.</w:t>
+        <w:t>The internal shared mu/beta condition achieved 42.19% balanced accuracy, compared with 42.67% for the broad mean-rank baseline, a −0.48 pp mean difference. The archived Q10-V001 exploratory paired interval is [−3.21,+1.41] pp (20,000 draws, seed 20260924), with exact sign-flip p = 0.914. This comparison did not demonstrate a spectral-sharing gain. The restricted broad band and individual bands provide descriptive frequency controls, while fixed-duration representation controls retain their declared schedules.</w:t>
       </w:r>
     </w:p>
     <w:p>
       <w:r>
-        <w:t>The source-only CSP8 and PCA8 neural projections achieved 41.48% and 42.06%. The architectural controls achieved 42.99% for independent two-band networks, 42.19% for the broadband capacity comparator, 42.66% for early stacking, and 39.80% for four-band sharing. These completed alternatives do not supply evidence for a general shared-band advantage. Their differences in preprocessing, projected width, BatchNorm behavior, and compute prevent a single-factor physiological interpretation. Complete model means and participant-level values accompany the manuscript.</w:t>
+        <w:t>The source-only CSP8 and PCA8 neural projections achieved 41.48% and 42.06% balanced accuracy. Architectural controls achieved 42.99% for independent two-band networks, 42.19% for the broadband capacity comparator, 42.66% for early stacking, and 39.80% for four-band sharing. These alternatives provide no evidence of a general shared-band advantage. Differences in preprocessing, projected width, BatchNorm behaviour, and compute also preclude attributing the contrasts to a single physiological factor. Full model means and participant-level results accompany the manuscript.</w:t>
       </w:r>
     </w:p>
     <w:p>
@@ -3771,7 +3771,7 @@
     </w:p>
     <w:p>
       <w:r>
-        <w:t>Source-pooled whitening, source-balanced ERM, and gain perturbation had positive point estimates relative to the historical broad rank baseline, whereas dropout conditions were lower. None established a corrected improvement. The matched GroupDRO-minus-balanced-ERM difference was −6.45 pp (unadjusted bootstrap interval [−11.47,−1.79] pp; exact sign-flip p = 0.046875, Holm-adjusted p = 0.140625). This adverse estimate is a follow-up lead, not evidence that distributionally robust optimization generally harms EEG decoding. Whitening and gain perturbation intervals cross zero; their cross-runtime historical comparator further limits attribution.</w:t>
+        <w:t>Source-pooled whitening, source-balanced ERM, and gain perturbation had positive point estimates relative to the historical broad rank baseline, whereas dropout conditions were lower. No intervention established an improvement after correction. The matched GroupDRO-minus-balanced-ERM difference was −6.45 pp (unadjusted bootstrap interval [−11.47,−1.79] pp; exact sign-flip p = 0.046875, Holm-adjusted p = 0.140625). This adverse estimate warrants follow-up but does not establish that distributionally robust optimization generally harms EEG decoding. The whitening and gain perturbation intervals include zero, and comparison with a historical model from a different runtime further limits attribution.</w:t>
       </w:r>
     </w:p>
     <w:p>
@@ -4602,7 +4602,7 @@
         <w:rPr>
           <w:sz w:val="18"/>
         </w:rPr>
-        <w:t>Intervals are the archived, unadjusted person-bootstrap intervals; p-values use the declared within-family Holm correction. All comparisons with Q8 cross runtimes. GroupDRO versus balanced ERM is the matched-batching, within-runtime contrast. No interval/p-value is treated as a target-selection rule.</w:t>
+        <w:t>Intervals are the archived, unadjusted person-bootstrap intervals; p-values use the declared within-family Holm correction. Every comparison with Q8 crosses runtimes. GroupDRO versus balanced ERM matches batching within the same runtime. Neither intervals nor p-values are used to select a model on target outcomes.</w:t>
       </w:r>
     </w:p>
     <w:p>
@@ -4615,17 +4615,17 @@
     </w:p>
     <w:p>
       <w:r>
-        <w:t>In binary BNCI development, broad, shared, and CSP models achieved 68.21%, 67.35%, and 61.54% balanced accuracy. These development outcomes cannot be pooled with the four-class analyses. The separately frozen all-nine-source models then provided predictions for all 109 external subjects. The final validation confirms 4,918 trial identities and 34,426 saved prediction rows. No target fit was made.</w:t>
+        <w:t>In binary BNCI development, broad, shared, and CSP models achieved 68.21%, 67.35%, and 61.54% balanced accuracy. These development outcomes cannot be pooled with the four-class analyses. The separately frozen all-nine-source models then generated predictions for all 109 external subjects. Final validation confirmed 4,918 trial identities and 34,426 saved prediction rows. No model was fitted to target data.</w:t>
       </w:r>
     </w:p>
     <w:p>
       <w:r>
-        <w:t>External equal-person balanced accuracy was 61.81% for broad EEGNet, 62.39% for shared mu/beta, and 54.46% for CSP4 + LDA. The predeclared shared-minus-broad primary difference was +0.573 pp, with 95% bootstrap interval [-0.097,+1.242] pp. Sixty-three people favored shared, 43 favored broad, and three tied; the exact tie-excluding sign-test p was 0.06446. Neither the interval nor this test establishes external superiority.</w:t>
+        <w:t>External equal-person balanced accuracy was 61.81% for broad EEGNet, 62.39% for shared mu/beta, and 54.46% for CSP4 + LDA. The predeclared shared-minus-broad primary difference was +0.573 pp, with a 95% bootstrap interval of [-0.097,+1.242] pp. Sixty-three people favoured shared, 43 favoured broad, and three tied; the exact tie-excluding sign-test p was 0.06446. The interval includes zero, and the sign test does not establish external superiority.</w:t>
       </w:r>
     </w:p>
     <w:p>
       <w:r>
-        <w:t>Individual performance varied widely. The shared model ranged from 39.33% to 97.07% balanced accuracy, with median 58.73%. Three-seed average differences also varied in direction across people. The three resampled subjects had mean shared-minus-broad Δ = +0.514 pp, versus +0.575 pp for the 106 native-160-Hz subjects. The small three-person subgroup is descriptive, not a powered subgroup test. This result is reported with the sampling-rate and validation-portability amendments, rather than as an unmodified original external protocol.</w:t>
+        <w:t>Individual performance varied widely. The shared model ranged from 39.33% to 97.07% balanced accuracy, with a median of 58.73%. Differences averaged across three seeds also varied in direction across people. The three resampled subjects had mean shared-minus-broad Δ = +0.514 pp, compared with +0.575 pp for the 106 native-160-Hz subjects. The three-person subgroup comparison is descriptive and has no powered subgroup test. The result incorporates the sampling-rate and validation-portability amendments and therefore does not represent an unmodified execution of the original external protocol.</w:t>
       </w:r>
     </w:p>
     <w:p>
@@ -4971,7 +4971,7 @@
         <w:rPr>
           <w:sz w:val="18"/>
         </w:rPr>
-        <w:t>Deep-model seeds are averaged within each person. The primary contrast is shared minus broad: +0.573 pp, 95% CI [−0.097,+1.242], p = 0.06446. CSP comparisons are contextual and do not replace the primary hypothesis. Sampling-rate amendment and versioned portability validation are disclosed in Methods.</w:t>
+        <w:t>Deep-model scores are averaged over seeds within person. The primary shared-minus-broad contrast is +0.573 pp, 95% CI [−0.097,+1.242], p = 0.06446. CSP provides context and is outside the primary hypothesis. The Methods describe the sampling-rate amendment and versioned portability validation.</w:t>
       </w:r>
     </w:p>
     <w:p>
@@ -5029,7 +5029,7 @@
         <w:rPr>
           <w:sz w:val="18"/>
         </w:rPr>
-        <w:t>Separate-cohort binary transfer. A: empirical cumulative distributions of three-seed subject mean balanced accuracy (one CSP value per person); the vertical dotted line denotes binary chance (50%). B: all 109 primary paired effects, with zero and the mean indicated. The interval and p-value are the frozen person-bootstrap and tie-excluding sign-test outputs. The cohort contains three deterministically resampled subjects under the disclosed metadata amendment.</w:t>
+        <w:t>Separate-cohort binary transfer. A: empirical cumulative distributions of three-seed person-mean balanced accuracy, with one CSP score per person; the dotted vertical line marks binary chance (50%). B: all 109 paired primary effects, with zero and the mean indicated. The interval and p-value are the frozen person-bootstrap and tie-excluding sign-test outputs. Three participants were deterministically resampled under the disclosed metadata amendment.</w:t>
       </w:r>
     </w:p>
     <w:p>
@@ -5042,17 +5042,17 @@
     </w:p>
     <w:p>
       <w:r>
-        <w:t>The completed Q15 outputs cover 21,320 unique external trials and 149,240 saved model/seed prediction rows, seven per trial. All canonical labels and event identities, person-level confusion matrices, aggregate balanced accuracies, frozen statistical outputs, and declared artifact bindings passed independent checks. Original source fits remained 15, with zero new migration fits and zero target fits. These counts demonstrate adherence to the source-only fitting rule; they are not independent repetitions of the external experiment.</w:t>
+        <w:t>The completed Q15 outputs cover 21,320 unique external trials and 149,240 saved model/seed prediction rows, seven per trial. Independent checks verified canonical labels and event identities, person-level confusion matrices, aggregate balanced accuracies, frozen statistical outputs, and links to the declared artifacts. Original source fits remained 15, with zero new migration fits and zero target fits. These counts confirm source-only fitting; they do not constitute independent repetitions of the external experiment.</w:t>
       </w:r>
     </w:p>
     <w:p>
       <w:r>
-        <w:t>On Cho2017, equal-person balanced accuracy was 59.82% for broad EEGNet and 58.31% for shared mu/beta EEGNet. The primary shared-minus-broad mean was −1.513 pp (95% person-bootstrap interval [−2.249,−0.804] pp), with two-sided Monte Carlo sign-flip p = 0.000049998 and two-cohort Holm-adjusted p = 0.000099995. The raw p-value is the Monte Carlo procedure’s minimum attainable value, rather than an exact probability below that resolution. Twelve people favored shared, 37 favored broad, and three were tied within a 10^−15 numerical tolerance. This is a corrected adverse result for the declared complete-pipeline contrast.</w:t>
+        <w:t>On Cho2017, equal-person balanced accuracy was 59.82% for broad EEGNet and 58.31% for shared mu/beta EEGNet. The primary shared-minus-broad mean was −1.513 pp (95% person-bootstrap interval [−2.249,−0.804] pp), with two-sided Monte Carlo sign-flip p = 0.000049998 and two-cohort Holm-adjusted p = 0.000099995. The raw p-value is the Monte Carlo procedure’s minimum attainable value and does not resolve probabilities below that value. Twelve people favoured shared, 37 favoured broad, and three were tied within a 10^−15 numerical tolerance. Shared performed worse in this declared complete-pipeline comparison after correction.</w:t>
       </w:r>
     </w:p>
     <w:p>
       <w:r>
-        <w:t>On Lee2019, broad and shared models achieved 65.51% and 65.72% balanced accuracy. The primary difference was +0.204 pp (95% interval [−0.515,+0.969] pp); raw and Holm-adjusted p-values were both 0.60367. Twenty-three people favored shared, 30 favored broad, and one tied. This result provides no evidence of a reliable improvement and is not an equivalence test. The two sessions were combined within each person, so neither the 108 session records nor the repeated model seeds increase the primary sample size beyond 54.</w:t>
+        <w:t>On Lee2019, broad and shared models achieved 65.51% and 65.72% balanced accuracy. The primary difference was +0.204 pp (95% interval [−0.515,+0.969] pp); raw and Holm-adjusted p-values were both 0.60367. Twenty-three people favoured shared, 30 favoured broad, and one tied. This small, uncertain contrast establishes neither a reliable improvement nor equivalence. The two sessions were combined within each person, so neither the 108 session records nor repeated model seeds increase the primary sample size beyond 54.</w:t>
       </w:r>
     </w:p>
     <w:p>
@@ -5756,12 +5756,12 @@
         <w:rPr>
           <w:sz w:val="18"/>
         </w:rPr>
-        <w:t>Neural scores and class recalls are averaged over three seeds within person, then equally over people. Person SD describes heterogeneity, not a standard error. Lee uses only offline-training runs, pooled across two sessions. Primary shared-minus-broad contrasts are −1.513 pp [−2.249,−0.804], Holm p = 0.000100 for Cho, and +0.204 pp [−0.515,+0.969], Holm p = 0.604 for Lee. Class recalls and CSP are descriptive; no additional confirmatory tests were added.</w:t>
+        <w:t>Neural scores and class recalls are averaged over three seeds within person, then equally over people. Person SD describes heterogeneity, not a standard error. Lee includes only offline-training runs, pooled across two sessions. The primary shared-minus-broad contrasts are −1.513 pp [−2.249,−0.804], Holm p = 0.000100 for Cho, and +0.204 pp [−0.515,+0.969], Holm p = 0.604 for Lee. Class recalls and CSP comparisons are descriptive; no additional confirmatory tests were added.</w:t>
       </w:r>
     </w:p>
     <w:p>
       <w:r>
-        <w:t>The CSP comparator was near binary chance on both cohorts and strongly favored left-hand labels. On Cho2017, the shared-input pipeline had lower mean left-hand recall from 46.79% to 37.52%, while right-hand recall increased from 72.86% to 79.10%. On Lee2019, the corresponding recalls changed from 75.56% to 72.69% and from 55.46% to 58.75%. These asymmetric changes are retained rather than hidden by balanced accuracy. They were calculated from the frozen outputs as descriptive checks and did not trigger any threshold, label, adapter, or model change.</w:t>
+        <w:t>The CSP comparator was near binary chance on both cohorts and strongly favoured left-hand labels. On Cho2017, mean left-hand recall fell from 46.79% with broad input to 37.52% with shared input, while right-hand recall increased from 72.86% to 79.10%. On Lee2019, the corresponding recalls changed from 75.56% to 72.69% and from 55.46% to 58.75%. Balanced accuracy summarizes these asymmetric shifts but does not show which class gains or loses recall. These descriptive checks used the frozen outputs and did not trigger any threshold, label, adapter, or model change.</w:t>
       </w:r>
     </w:p>
     <w:p>
@@ -5819,7 +5819,7 @@
         <w:rPr>
           <w:sz w:val="18"/>
         </w:rPr>
-        <w:t>Completed Q15 external evaluation. Cohorts are shown separately, with all person/model scores, equal-person means and person standard deviations, and the frozen paired person-bootstrap 95% intervals. Deep-model scores average three seeds within each person; Lee sessions are pooled before person scoring. Holm p-values belong to the predeclared two-cohort shared-minus-broad family. The common 21-channel, two-second pipeline differs from Q14; no pooled cross-cohort test is shown.</w:t>
+        <w:t>Frozen Q15 external evaluation. Cohorts are shown separately: person/model scores, equal-person means and person standard deviations, and frozen paired person-bootstrap 95% intervals. Deep-model scores average three seeds within person; Lee sessions are pooled before person scoring. Holm p-values refer to the predeclared two-cohort shared-minus-broad family. The common 21-channel, two-second pipeline differs from Q14, and no pooled cross-cohort test was specified.</w:t>
       </w:r>
     </w:p>
     <w:p>
@@ -5832,7 +5832,7 @@
     </w:p>
     <w:p>
       <w:r>
-        <w:t>All 18 raw files, 108 labeled runs and 5,184 trials passed the fixed coverage gates. All 228,096 trial-channel-band rows had finite, positive baseline and task power. No trial, session or person was excluded; the 488 provider-flagged trials remained in the primary summaries. Figure 6 shows equal-person scalp means and all nine C3/Cz/C4 profiles. These fixed-estimator task/baseline changes varied by sensor, imagined hand and person.</w:t>
+        <w:t>All 18 raw files, 108 labelled runs and 5,184 trials passed the fixed coverage checks. All 228,096 trial-channel-band rows had finite, positive baseline and task power. No trial, session or person was excluded; the 488 provider-flagged trials remained in the primary summaries. Figure 6 shows equal-person scalp means and all nine C3/Cz/C4 profiles. Task/baseline changes calculated with the fixed estimator varied by sensor, imagined hand and person.</w:t>
       </w:r>
     </w:p>
     <w:p>
@@ -6211,12 +6211,12 @@
         <w:rPr>
           <w:sz w:val="18"/>
         </w:rPr>
-        <w:t>Means give equal weight to nine people, each with equal-session mean trial dB from both hands. Contra. and ipsi. average the relevant C3/C4 hand components; L is contra. minus ipsi. All 2,592 hand trials, including 246 flagged trials, are retained. Negative L indicates a lower contralateral than ipsilateral task/baseline change; it does not establish an absolute decrease in contralateral power. Values are displayed to three decimals; full precision is retained in the supplied data tables. These are descriptive fixed-estimator ratios, not unbiased ERD estimates.</w:t>
+        <w:t>Each of nine people receives equal weight, using equal-session mean trial dB from both hands. Contra. and ipsi. average the corresponding C3/C4 hand components; L is contra. minus ipsi. All 2,592 hand trials, including 246 flagged trials, are retained. Negative L means a lower contralateral than ipsilateral task/baseline change; it does not establish an absolute contralateral power decrease. Values are rounded to three decimals here and retained at full precision in the data tables. These fixed-estimator ratios are descriptive, not unbiased ERD estimates.</w:t>
       </w:r>
     </w:p>
     <w:p>
       <w:r>
-        <w:t>Mu signed laterality averaged −0.250 dB, with six negative and three positive person descriptors; beta averaged −0.168 dB, with eight negative and one positive descriptor (Table 8). Contralateral and ipsilateral group means were both negative in each band, but absolute contralateral changes were not negative for every person. For example, S2 had negative mu laterality (−0.203 dB) while both its contralateral (+1.491 dB) and ipsilateral (+1.694 dB) means were positive. Separate session, hand and flagged/unflagged cells are supplied in the verified supplementary tables; they are descriptive sensitivity records and do not replace the all-trial population.</w:t>
+        <w:t>Mu signed laterality averaged −0.250 dB, with six negative and three positive person descriptors; beta averaged −0.168 dB, with eight negative and one positive descriptor (Table 8). Contralateral and ipsilateral group means were both negative in each band, but absolute contralateral changes were not negative for every person. For example, S2 had negative mu laterality (−0.203 dB) even though both its contralateral (+1.491 dB) and ipsilateral (+1.694 dB) means were positive. Separate session, hand and flagged/unflagged summaries are available in the verified supplementary tables as descriptive sensitivity checks; they do not replace the all-trial population.</w:t>
       </w:r>
     </w:p>
     <w:p>
@@ -6274,12 +6274,12 @@
         <w:rPr>
           <w:sz w:val="18"/>
         </w:rPr>
-        <w:t>Descriptive native BNCI task/baseline power changes. A–D show equal-person hand-imagery means for mu (8–13 Hz) and beta (13–30 Hz) at all 22 EEG sensors. The schematic standard-1020 geometry has anterior upward and left scalp on viewer left; linear interpolation is restricted to the sensor convex hull. The fixed ±6-dB color range clips no sensor or interpolated grid values. E–F show all nine equal-session C3/Cz/C4 profiles (thin lines) and their equal-person means (thick lines). Trial dB uses cue baseline [−1.5,−0.5) s and task [0.5,2.5) s, with one versus three overlapping Welch segments. Negative values mean lower task power under this estimator, whose unequal window precision can bias log ratios. All trials and artifact flags are retained. Template topography does not localize cortical sources or attribute decoder decisions.</w:t>
+        <w:t>Descriptive native BNCI task/baseline power changes. A–D: equal-person hand-imagery means for mu (8–13 Hz) and beta (13–30 Hz) at all 22 EEG sensors. In the schematic standard-1020 geometry, anterior is upward and left scalp is on the viewer’s left; linear interpolation is restricted to the sensor convex hull. No sensor or interpolated grid value is clipped by the fixed ±6-dB range. E–F: all nine equal-session C3/Cz/C4 profiles (thin lines) and equal-person means (thick lines). Trial dB uses cue baseline [−1.5,−0.5) s and task [0.5,2.5) s, with one versus three overlapping Welch segments. Negative values indicate lower task power under this estimator; unequal window precision can bias log ratios. All trials and artifact flags are retained. Template topography neither localizes cortical sources nor attributes decoder decisions.</w:t>
       </w:r>
     </w:p>
     <w:p>
       <w:r>
-        <w:t>The designated broad-EEGNet descriptive associations between signed laterality and saved binary LOSO balanced accuracy were rho = −0.150 for mu and +0.600 for beta. Shared-input coefficients were −0.083 and +0.483, and CSP4+LDA coefficients were +0.067 and +0.317, respectively (Table S4; Figure S3). All six retain the same nine people and have no p-values. A positive beta coefficient means higher balanced accuracy accompanied a larger, less-negative signed descriptor; it does not support a benefit from stronger relative contralateral suppression.</w:t>
+        <w:t>For the designated broad-EEGNet endpoint, descriptive associations between signed laterality and saved binary LOSO balanced accuracy were rho = −0.150 for mu and +0.600 for beta. Shared-input coefficients were −0.083 and +0.483, and CSP4+LDA coefficients were +0.067 and +0.317, respectively (Table S4; Figure S3). All six coefficients use the same nine people and have no p-values. The positive beta coefficient indicates that higher balanced accuracy accompanied a larger, less-negative signed descriptor; it does not support a benefit from stronger relative contralateral suppression.</w:t>
       </w:r>
     </w:p>
     <w:p>
@@ -6300,12 +6300,12 @@
     </w:p>
     <w:p>
       <w:r>
-        <w:t>The most conspicuous internal changes arose from training duration. At two epochs, S3 remained near chance with raw or source-normalized inputs; at 16 epochs, both inputs performed substantially better. Rank aggregation subsequently changed the source-selected schedule and recovered performance for S3 and S8. The matched-runtime control retained a large mean difference between fixed training and the historical mean-loss schedule. These observations make selected duration, source-validation trajectories, per-class recall, and prediction concentration necessary diagnostic outputs when a cross-person neural model appears to collapse.</w:t>
+        <w:t>Training duration was a major source of internal performance variation. At two epochs, S3 remained near chance with either raw or source-normalized inputs; at 16 epochs, both performed substantially better. Rank aggregation changed the source-selected schedule and recovered performance for S3 and S8. The matched-runtime control also retained a large mean difference between fixed training and the historical mean-loss schedule. An apparent cross-person model collapse should therefore be examined alongside selected duration, source-validation trajectories, per-class recall and prediction concentration. These outputs help distinguish an inadequate stopping schedule from a failure attributed prematurely to the input representation.</w:t>
       </w:r>
     </w:p>
     <w:p>
       <w:r>
-        <w:t>The evidence supports a diagnostic claim rather than a general prescription. Rank aggregation removes within-fold loss scale but discards magnitude information, and equal fold weighting is itself a choice. The internal candidate was developed after inspecting this benchmark. Moreover, the matched-runtime fixed-duration mean improved while the median person worsened. The external experiments did not compare rank versus mean-loss selection, so they cannot establish independent transfer of the internal rank-selection gain. A prospective comparison must freeze candidate selection rules before new-person outcomes are seen and match runtime, available source examples, and update budgets.</w:t>
+        <w:t>These findings do not establish rank selection as a general solution. Within-fold ranks remove loss-scale differences but discard the size of those differences; equal fold weighting imposes a further aggregation choice. The candidate was developed after this benchmark had been inspected. In addition, the matched-runtime fixed-duration condition improved the mean while the median paired difference was negative. The external evaluations did not compare rank with mean-loss selection and cannot independently confirm the internal gain. A prospective test would fix the competing selection rules before observing new-person outcomes and match runtime, source examples and update budgets.</w:t>
       </w:r>
     </w:p>
     <w:p>
@@ -6318,22 +6318,22 @@
     </w:p>
     <w:p>
       <w:r>
-        <w:t>The completed external evaluations change the interpretation from an uncertain positive signal to a clear limit on generality. Shared mu/beta input gave no internal advantage, a small uncertain positive estimate on PhysioNet, a corrected negative contrast on Cho2017, and an uncertain near-zero contrast on Lee2019. The adverse Cho2017 result is evidence against a consistent advantage of this fixed shared-input pipeline under the evaluated source-only adapter. It does not demonstrate that mu/beta rhythms are uninformative, that all parameter sharing is harmful, or that another band definition would succeed.</w:t>
+        <w:t>The frozen evaluations limit claims of a consistent shared-input advantage. Shared mu/beta input gave no internal advantage, a small uncertain positive estimate on PhysioNet, a corrected adverse contrast on Cho2017 and an uncertain near-zero contrast on Lee2019. The Cho2017 finding contradicts a consistent advantage of this fixed shared-input pipeline under the evaluated source-only adapter. It does not show that mu/beta rhythms lack information, that parameter sharing is generally harmful or that a different band definition would perform better.</w:t>
       </w:r>
     </w:p>
     <w:p>
       <w:r>
-        <w:t>Class recalls clarify what the cohort means obscure. On Cho2017, the shared-input pipeline had lower mean left-hand recall while increasing right-hand recall; on Lee2019, its corresponding recall changes partly offset. These are descriptive effects of the frozen model, not a post hoc label correction or a physiological mechanism. They are compatible with several unisolated causes, including differences in spatial montage, acquisition reference, exported amplitude scale, temporal alignment, and the constraints imposed by averaging band logits. No intervention in this study identifies which cause produced the adverse contrast.</w:t>
+        <w:t>The class recalls reveal a trade-off hidden by the cohort means. On Cho2017, the shared-input pipeline reduced mean left-hand recall while increasing right-hand recall; on Lee2019, opposing recall changes partly offset one another. These patterns describe the frozen predictions. They do not justify correcting labels after inspection or attributing the contrast to physiology. Montage, acquisition reference, amplitude scale, temporal alignment and band-logit averaging are possible contributors, but the study did not isolate any of them.</w:t>
       </w:r>
     </w:p>
     <w:p>
       <w:r>
-        <w:t>Parameter economy also differs from compute economy. The shared network has one parameter set but evaluates two band views and shares their BatchNorm statistics. The independent-branch controls change capacity and normalization behavior, while the broadband capacity comparator has a small disclosed parameter mismatch. The source-fitted CSP model transfers poorly and asymmetrically in Q15. Exceeding that contextual comparator cannot be used to claim practical or clinical reliability. None of these experiments is a comparison against contemporary target-adaptation or foundation-model methods under a common budget, and no state-of-the-art claim is made.</w:t>
+        <w:t>One shared parameter set does not imply a cheaper computation: the network processes two band views and pools their BatchNorm exposure. Independent-branch controls alter both capacity and normalization, and the broadband capacity comparator retains a small disclosed parameter mismatch. The source-fitted CSP model also transfers poorly and asymmetrically in Q15. Performance above this contextual comparator does not establish practical or clinical reliability. Contemporary adaptation and foundation-model methods were not compared under a common budget, so the results support no state-of-the-art claim.</w:t>
       </w:r>
     </w:p>
     <w:p>
       <w:r>
-        <w:t>The external duration mismatch is part of this interpretation: broad/shared fits used 18/17 epochs in Q14 and 14/19 in Q15. Their paired effects include the selected schedules as well as input views and shared normalization. Neither evaluation identifies the causal contribution of parameter sharing alone.</w:t>
+        <w:t>The external schedules are part of the pipeline contrast: broad/shared fits used 18/17 epochs in Q14 and 14/19 in Q15. Paired differences therefore combine the selected training durations, input views and shared normalization. They do not identify the causal contribution of parameter sharing alone.</w:t>
       </w:r>
     </w:p>
     <w:p>
@@ -6346,22 +6346,22 @@
     </w:p>
     <w:p>
       <w:r>
-        <w:t>Repeated seeds reduce sensitivity to one stochastic fit but do not add participants. Lee2019 sessions and source-identity subsets are repeated measurements within a person. We consequently use person-level paired effects, retain all declared people, and show the directions of individual differences. The bootstrap intervals condition on the frozen source models; they exclude uncertainty from choosing another nine-person source cohort, another acquisition adapter, or another research-development history. Overlapping outer training sets also complicate a simple independent-person interpretation of the nine-person internal study.</w:t>
+        <w:t>Additional seeds assess sensitivity to stochastic fitting; they do not increase the number of participants. Lee2019 sessions and source-identity subsets likewise provide repeated observations within a person. The paired person-level analysis retains all declared participants and reports the direction of each difference. Its bootstrap intervals condition on the frozen source models and omit uncertainty from another nine-person source cohort, acquisition adapter or development history. For the internal study, overlapping outer training sets further limit an independent-person interpretation.</w:t>
       </w:r>
     </w:p>
     <w:p>
       <w:r>
-        <w:t>Small-sample procedures can disagree when a few recoveries drive the mean. The rank-selection sign calculation originally retained exact ties, and its conventional tie-excluding sensitivity differs from both the archived calculation and the paired t-test. Reporting this discrepancy avoids giving an erroneous test label scientific authority. The later internal families retain their corrected null findings. Q15 has its own frozen two-cohort family: its Cho2017 result survives that correction, whereas Lee2019 does not establish either benefit or equivalence. PhysioNet uses a different archived primary test and an amended protocol, so its p-value is not silently absorbed into the newer family.</w:t>
+        <w:t>A few large recoveries can improve a mean without producing consistent benefit across people, so tests of average change and directional consistency need not agree. The original rank-selection sign calculation retained exact ties; excluding them conventionally gives a different result from both the archived calculation and the paired t-test. The discrepancy must remain visible rather than be hidden under an incorrect test label. The later internal families retain their corrected null findings. Percentile bootstrap intervals and randomization tests also need not agree in a small sample; an interval excluding zero does not override a corrected null test. Q15 uses a separately frozen two-cohort family: Cho2017 survives correction, whereas Lee2019 establishes neither benefit nor equivalence. These separate tests do not establish a cohort-by-pipeline interaction. PhysioNet has a different archived primary test and an amended protocol; its p-value belongs to that evaluation rather than the newer family.</w:t>
       </w:r>
     </w:p>
     <w:p>
       <w:r>
-        <w:t>The measured BNCI signals add a sensor-level description without explaining the decoder contrasts. Mean signed hand laterality was negative in both bands: six of nine people had negative mu laterality and eight had negative beta laterality; the remaining signs were positive. Absolute components matter: a negative descriptor can coexist with increased power on both sides, as observed in S2. The broad beta correlation was positive, so higher balanced accuracy coincided with less-negative relative laterality rather than stronger suppression. None of the six small-sample associations supports a subgroup threshold or model selection.</w:t>
+        <w:t>The BNCI signals describe measured sensor activity, not the cause of the decoder contrasts. Mean signed hand laterality was negative in both bands: six of nine people had negative mu laterality and eight had negative beta laterality, with positive signs in the others. A negative relative descriptor can still accompany increased power on both sides, as in S2, so its absolute components must also be examined. The positive broad-model beta correlation means higher balanced accuracy accompanied less-negative relative laterality, rather than stronger suppression. None of the six associations supports a subgroup threshold or a model-selection rule.</w:t>
       </w:r>
     </w:p>
     <w:p>
       <w:r>
-        <w:t>A lateralized group-average scalp pattern or a correlation with LOSO balanced accuracy does not establish a cortical source, exclude ocular or muscle contributions, or show that EEGNet used the depicted signal. The physiology was specified after decoder outcomes were known and concerns BNCI only. It therefore cannot explain the adverse Cho contrast or validate an external physiological mechanism.</w:t>
+        <w:t>Neither a lateralized scalp mean nor its correlation with LOSO balanced accuracy locates a cortical source, excludes ocular or muscle contributions, or demonstrates that EEGNet used that signal. This BNCI-only physiology analysis was specified after decoder outcomes were known. It cannot explain the adverse Cho contrast or validate an external physiological mechanism.</w:t>
       </w:r>
     </w:p>
     <w:p>
@@ -6374,37 +6374,37 @@
     </w:p>
     <w:p>
       <w:r>
-        <w:t>The same nine BNCI people informed successive development conditions. Per-fit target exclusion does not remove outcome-informed candidate design or dependence through overlapping LOSO training sets. The internal rank-selection gain was concentrated in two people, and external stages did not test that selection-rule contrast. Several controls differ in runtime, training examples, update exposure, sensor width or approximate capacity. No common-budget comparison against contemporary target-adaptation or foundation-model methods was performed.</w:t>
+        <w:t>Successive development conditions used the same nine BNCI people. Excluding the target from each fit does not remove outcome-informed candidate design or dependence through overlapping LOSO training sets. The internal rank-selection gain was concentrated in two people, and the external evaluations did not test that selection-rule contrast. Controls also differ in runtime, training examples, update exposure, sensor width or approximate capacity. There is no common-budget comparison with contemporary adaptation or foundation-model methods.</w:t>
       </w:r>
     </w:p>
     <w:p>
       <w:r>
-        <w:t>Q14 and Q15 use distinct montages, windows, references, filter scopes and source checkpoints. Q14’s metadata amendment followed partial execution. The frozen transfer experiment’s repository freezes precede its fitting or inference stages but follow metadata inspection and are not independently registered preregistration. Cross-provider participant identities are unverified. External bootstrap intervals condition on one frozen source cohort and do not include source-sampling, adapter or development-history uncertainty.</w:t>
+        <w:t>Q14 and Q15 differ in montages, windows, references, filtering scope and source checkpoints. Q14’s metadata amendment followed partial execution. In the frozen transfer experiment, repository freezes preceded fitting or inference but followed metadata inspection; they are not independently registered preregistration. Cross-provider participant identities remain unverified. The external bootstrap intervals condition on one frozen source cohort and omit source-sampling, adapter and development-history uncertainty.</w:t>
       </w:r>
     </w:p>
     <w:p>
       <w:r>
-        <w:t>The external source-duration schedules were selected from four fixed BNCI validation groups with unequal participant counts (2/2/2/3) and equal fold weighting. This grouping was frozen before target inference but represents one arbitrary source-validation design. Grouping sensitivity was not evaluated prospectively.</w:t>
+        <w:t>The external duration schedules were selected using four fixed BNCI validation groups with unequal participant counts (2/2/2/3) and equal fold weighting. The grouping was frozen before target inference, but it is one arbitrary source-validation design. Its sensitivity was not tested prospectively.</w:t>
       </w:r>
     </w:p>
     <w:p>
       <w:r>
-        <w:t>Q15 used a common operational tensor and a committed adapter to make transfer executable across three providers. A common tensor does not establish a common physical measurement. The native export voltage calibration, original Cho acquisition reference, and hardware cue latency were not independently verified. Cho channel order is an explicitly reviewed mapping from the publication montage because the MATLAB payload lacks channel-name strings. Lee event indexing retains a one-native-sample convention discrepancy. These limitations are part of the method’s scope, rather than defects that can be erased by a passing numerical validator.</w:t>
+        <w:t>Q15 used a common operational tensor and a committed adapter for transfer across three providers. Matching tensor dimensions does not make the physical measurements equivalent. Native export voltage calibration, the original Cho acquisition reference and hardware cue latency were not independently verified. The Cho channel order was mapped from the publication montage because the MATLAB payload has no channel-name strings. Lee event indexing retains a one-native-sample convention discrepancy. Numerical consistency checks cannot resolve these acquisition uncertainties.</w:t>
       </w:r>
     </w:p>
     <w:p>
       <w:r>
-        <w:t>The distinction between Q14 and Q15 matters here. The earlier PhysioNet run required a sampling-rate amendment after partial execution, and its later portability validator rechecked existing outputs without replaying inference. Q15 separately froze the preprocessing contract before source fitting and the inference contract before external predictions; its completed scientific validator reports independent raw-to-prediction replay. The manuscript’s own checks only recalculate saved outputs and verify their hash bindings. Keeping these levels separate lets a reader assess reproducibility without mistaking a launcher, a saved status flag, or an API response for scientific validation.</w:t>
+        <w:t>Q14 and Q15 also differ in the extent of verification. The earlier PhysioNet evaluation required a sampling-rate amendment after partial execution; its later portability check examined saved outputs without replaying inference. Q15 froze preprocessing before source fitting and the inference contract before external prediction, and its completed scientific validator reports independent raw-to-prediction replay. The manuscript checks recalculate saved outputs and verify hash bindings. These provide different levels of reproducibility and should not be treated as interchangeable.</w:t>
       </w:r>
     </w:p>
     <w:p>
       <w:r>
-        <w:t>All models were evaluated offline with zero-phase filtering. No online latency, prospective assistive-control performance, clinical population, or patient benefit was tested. The two-second Q15 crop also excludes part of each imagery interval and does not reproduce each provider’s original benchmark. A useful next experiment would preregister a fully calibrated adapter and compare frozen source-only models on another cohort, with per-class and per-person outcomes specified before access. Such a study would test the boundary revealed here; the present results do not justify retuning on the held-out cohorts and calling the resulting performance external confirmation.</w:t>
+        <w:t>Evaluation was offline and used zero-phase filtering. Online latency, prospective assistive control, clinical populations and patient benefit were not tested. The two-second Q15 crop omits part of each imagery interval and differs from the providers’ original benchmarks. A subsequent study could preregister a calibrated adapter and frozen source-only models for another cohort, specifying per-class and per-person outcomes before access. Retuning on the present held-out cohorts would be further development, not independent external confirmation.</w:t>
       </w:r>
     </w:p>
     <w:p>
       <w:r>
-        <w:t>The physiological analysis uses a one-segment baseline and a three-segment task estimator; unequal log-power variance can bias their dB difference. Its signed descriptor measures relative contralateral–ipsilateral change and can be negative through ipsilateral increases without absolute contralateral suppression. The descriptor and binary decoder also use different task windows. Nine descriptive person records and overlapping LOSO fits cannot establish a subgroup biomarker or mechanistic model attribution. Baseline-relative ratios cancel only a constant multiplicative gain and do not correct reference, timing, spatial mapping or artifacts. External native voltage calibration remains unknown, and external physiology is unrun.</w:t>
+        <w:t>The physiology estimates compare a one-segment baseline with a three-segment task estimator; unequal log-power variance can bias the dB difference. Negative signed laterality can arise from ipsilateral power increases without absolute contralateral suppression. The descriptor and decoder use different task windows, and nine descriptive person records with overlapping LOSO fits cannot establish a subgroup biomarker or mechanistic attribution. Baseline-relative ratios cancel only a constant multiplicative gain; they do not correct reference, timing, spatial mapping or artifacts. External voltage calibration remains unknown, and external physiology has not been evaluated.</w:t>
       </w:r>
     </w:p>
     <w:p>
@@ -6417,7 +6417,7 @@
     </w:p>
     <w:p>
       <w:r>
-        <w:t>Source-only training-duration choices produced large but concentrated gains in the nine-person BNCI development benchmark. The evaluated shared-input pipelines showed no consistent external advantage: compared with broad EEGNet, balanced accuracy was 1.513 pp lower on Cho2017, whereas the Lee2019 contrast remained compatible with a small effect in either direction. These complete-pipeline comparisons include unequal source-selected durations and do not isolate parameter sharing. The post-outcome BNCI signal analysis found negative mean signed hand laterality in mu and beta with substantial participant variation; it does not establish a decoder mechanism or external physiological replication. Unknown acquisition calibration and offline evaluation limit deployment conclusions.</w:t>
+        <w:t>Training-duration selection was consequential in this nine-person BNCI development benchmark, but its gains were concentrated rather than broadly shared. Fixed shared-input pipelines showed no consistent external advantage: balanced accuracy was 1.513 pp lower than broad EEGNet on Cho2017, and the Lee2019 estimate remained compatible with small effects in either direction. Unequal source-selected durations are part of these complete-pipeline comparisons, which do not isolate parameter sharing. The post-outcome BNCI sensor analysis found negative mean signed hand laterality in mu and beta with substantial participant variation; it established neither a decoder mechanism nor external physiological replication. Unknown acquisition calibration and offline evaluation limit deployment conclusions.</w:t>
       </w:r>
     </w:p>
     <w:p>
@@ -6524,7 +6524,7 @@
     </w:p>
     <w:p>
       <w:r>
-        <w:t>Table S1 reports all completed nine-person Q4–Q11 four-class conditions, including shallow spectral/geometric controls and source-clean/source-normalized variants. It is descriptive: higher target mean does not select a method for a confirmatory claim. Individual participant values, fixed seeds, primary all-trial populations, and source file hashes are available in the accompanying CSV/JSON evidence. The complete inventory includes 61 Q4–Q14 condition records, with repeated endpoints and the four single-person diagnostic cells marked; these rows are not independent replications or a cumulative fit count. Robustness conditions are reported in Table 5, source-composition means in the complete CSV, and their statistical families in Table S2.</w:t>
+        <w:t>Table S1 lists all completed nine-person Q4–Q11 four-class conditions, including shallow spectral/geometric controls and source-clean/source-normalized variants. The inventory is descriptive; a higher target mean does not select a method for a confirmatory claim. Accompanying CSV/JSON files provide participant values, fixed seeds, primary all-trial populations and source file hashes. The complete inventory contains 61 Q4–Q14 condition records, with repeated endpoints and the four single-person diagnostic cells identified. These records are neither independent replications nor a cumulative fit count. Robustness conditions appear in Table 5, source-composition means in the complete CSV, and the corresponding statistical families in Table S2.</w:t>
       </w:r>
     </w:p>
     <w:p>
@@ -8449,7 +8449,7 @@
         <w:rPr>
           <w:sz w:val="18"/>
         </w:rPr>
-        <w:t>Neural seeds are averaged within person; shallow arms have one evaluated model per fold. Q4-A001 reuses fitted CSP feature caches but refits scaler/LDA; its k8/k72 predictions reproduce prior Q4 endpoints and do not add independent outcomes. Archived condition IDs identify protocol order, not a sorted leaderboard. The four S3 diagnostic cells are shown in Figure 2C, not included as nine-person rows.</w:t>
+        <w:t>Neural seeds are averaged within person; shallow arms evaluate one model per fold. Q4-A001 reuses fitted CSP feature caches but refits scaler/LDA. Its k8/k72 predictions reproduce earlier Q4 endpoints and add no independent outcomes. Condition IDs record protocol order rather than a leaderboard ranking. The four S3 diagnostic cells appear separately in Figure 2C, outside the nine-person rows.</w:t>
       </w:r>
     </w:p>
     <w:p>
@@ -8515,7 +8515,7 @@
         <w:rPr>
           <w:sz w:val="18"/>
         </w:rPr>
-        <w:t>All nine participant-level robustness differences in fixed order. Color and annotations are balanced-accuracy percentage points. The GroupDRO row uses balanced ERM as control; every other row uses the historical Q8 rank baseline and therefore crosses runtime. This is descriptive, without target-based exclusion or significance stars.</w:t>
+        <w:t>Participant-level robustness differences for all nine people in fixed order. Colours and annotations show balanced-accuracy percentage points. GroupDRO uses balanced ERM as its control; all other rows use the historical Q8 mean-rank baseline and cross runtimes. The display is descriptive, with no target-based exclusions or significance stars.</w:t>
       </w:r>
     </w:p>
     <w:p>
@@ -9485,7 +9485,7 @@
         <w:rPr>
           <w:sz w:val="18"/>
         </w:rPr>
-        <w:t>Each row uses nine people after within-person averaging of fixed seeds and, where applicable, source subsets. The historical CE contrast crosses runtimes; the separately declared matched-CE-minus-fixed20 row matches them. Intervals are unadjusted, while p-values are corrected within each declared family. These signs follow the archived contrasts; Figure 3B reverses the matched contrast for readability.</w:t>
+        <w:t>Each row summarizes nine people after averaging fixed seeds and, where applicable, source subsets within person. The historical CE contrast crosses runtimes; the separately declared matched-CE-minus-fixed20 contrast controls runtime. Intervals are unadjusted, and p-values are corrected within each declared family. Signs follow the archived contrasts; Figure 3B reverses the matched contrast for readability.</w:t>
       </w:r>
     </w:p>
     <w:p>
@@ -9498,17 +9498,17 @@
     </w:p>
     <w:p>
       <w:r>
-        <w:t>The manuscript-number audit independently reaggregates stored predictions and records its actual CSV hashes. Historical source scientific replay counts are reported only where a passing scientific receipt supports them. The Q9 top-level batch report alone is orchestration-only. The external versioned portability validator adds no new inference. CRLF-to-LF matches are labelled explicitly. The paper bundle includes the source-snapshot manifest, per-review input hashes, an independent numerical audit, generated tables, figure sources, and draft-render checks. None of these files is a new training authorization or an external outcome-selected method freeze. For completed Q15, the final scientific validator binds 221 artifacts and the verified result publication binds 223 artifacts at its committed snapshot. The manuscript independently verifies these bindings, 52 source-artifact bindings, and 10 frozen checkpoint/transform bindings, with freeze and manifest documents checked separately. A later status update can legitimately have different bytes from the status snapshot bound to the earlier result commit; hashes are checked at the commit to which the receipt refers. An intermediate completion receipt still marked pending does not supersede the final passing validator.</w:t>
+        <w:t>The manuscript-number audit reaggregates stored predictions independently and records the CSV hashes used. Historical scientific replay counts are reported only when supported by a passing scientific receipt. The Q9 top-level batch report documents orchestration, and the versioned external portability validator adds no inference. CRLF-to-LF matches are identified explicitly. The paper bundle contains the source-snapshot manifest, review input hashes, independent numerical audit, generated tables, figure sources and rendering checks. These records document existing analyses; they do not authorize training or establish an external outcome-selected method freeze. For completed Q15, the final scientific validator binds 221 artifacts and verified result publication binds 223 artifacts at the committed snapshot. The manuscript independently checks these bindings, 52 source-artifact bindings and 10 frozen checkpoint/transform bindings; freeze and manifest documents are checked separately. Status files can change after the result commit, so each hash is checked at the commit named by its receipt. An intermediate receipt marked pending does not override the final passing validator.</w:t>
       </w:r>
     </w:p>
     <w:p>
       <w:r>
-        <w:t>The original rank-follow-up archive reports a bootstrap interval [+1.048,+19.959] pp (20,000 draws, seed 20260923); the independent 200,000-draw reanalysis with seed 20261002 gives [+1.067,+19.952] pp. The main text preserves the original interval. The saved nine-person sign sensitivity retains zero changes in its denominator; the conventional tie-excluding sensitivity is identified separately. Disclosing both implementation and resampling differences prevents an apparent numerical disagreement from being silently concealed.</w:t>
+        <w:t>The original mean-rank follow-up reports a bootstrap interval of [+1.048,+19.959] pp (20,000 draws, seed 20260923); independent reanalysis with 200,000 draws and seed 20261002 gives [+1.067,+19.952] pp. The main text retains the original interval. The saved nine-person sign sensitivity includes zero changes in its denominator; the conventional tie-excluding sensitivity is reported separately. Both implementation and resampling differences are disclosed to explain the small numerical discrepancy.</w:t>
       </w:r>
     </w:p>
     <w:p>
       <w:r>
-        <w:t>The external primary sign test preserves the archived exact-zero rule. S10 has a saved shared-minus-broad difference of approximately −1.11 × 10^−16 and therefore counts as negative: 63 positive, 43 negative, and three zero differences, p = 0.06446. A numerical-tolerance sensitivity at 10^−14 classifies that difference as a tie, giving 63 positive, 42 negative, four ties, and p = 0.05044. The primary rule is unchanged; neither calculation establishes superiority at the conventional 0.05 threshold.</w:t>
+        <w:t>The external primary sign test retains the archived exact-zero rule. S10 has a saved shared-minus-broad difference of approximately −1.11 × 10^−16 and counts as negative: 63 positive, 43 negative and three zero differences, p = 0.06446. With a numerical tolerance of 10^−14, that difference becomes a tie, giving 63 positive, 42 negative, four ties and p = 0.05044. The primary rule remains unchanged. Neither calculation establishes superiority at the conventional 0.05 threshold.</w:t>
       </w:r>
     </w:p>
     <w:p>
@@ -9521,12 +9521,12 @@
     </w:p>
     <w:p>
       <w:r>
-        <w:t>Earlier pipeline checks use only left/right imagery and must remain separate from the four-class analysis. P2-E001 contains 2,346 expert-clean trials. Its within-session leave-run-out and cross-session models use labeled trials from the evaluated person; only its cross-subject LOSO excludes both target sessions. Within-session/LOSO each evaluate all 2,346 trials, while cross-session evaluates 1,183 later-session trials. The single-person P2-SMOKE-S1B is a technical smoke, not a population replication. The all-trial P2-E002-ALLTRIALS condition changes both source and target populations to include 2,592 trials; some retained metadata uses an earlier clean-name field, so effective populations, rather than those labels, determine interpretation.</w:t>
+        <w:t>The earlier pipeline checks concern left/right imagery and are reported separately from the four-class analysis. P2-E001 contains 2,346 expert-clean trials. Within-session leave-run-out and cross-session models use labelled trials from the evaluated person; cross-subject LOSO excludes both target sessions. Within-session/LOSO evaluate all 2,346 trials, whereas cross-session evaluates 1,183 later-session trials. P2-SMOKE-S1B is a single-person technical check, not a population replication. P2-E002-ALLTRIALS includes 2,592 trials in both source and target populations. Some retained metadata still carries an earlier clean-population name; interpretation follows the actual trial populations.</w:t>
       </w:r>
     </w:p>
     <w:p>
       <w:r>
-        <w:t>P3-E001 compares CSP4, Welch PSD88, and their 92-feature fusion under source-all versus source-expert-clean training. The same 2,346 expert-clean target trials define its primary endpoint; all 2,592 and the 246 flagged target trials are secondary strata. P4-E001B is the successful EOG-processing retry: regression coefficients are fitted on clean source data, then applied to three synchronous target EOG channels. It uses no target parameter fit but requires those additional sensors. Its clean-target balanced accuracy is 62.57% versus 62.85% uncorrected, so the result does not establish a decoding benefit or selective ocular-artifact removal. The failed original P4 attempt remains in the technical record.</w:t>
+        <w:t>P3-E001 compares CSP4, Welch PSD88 and their 92-feature fusion with source-all and source-expert-clean training. Its primary endpoint uses the same 2,346 expert-clean target trials; all 2,592 trials and the 246 flagged trials are secondary strata. P4-E001B is the successful EOG-processing retry. Regression coefficients fitted on clean source data are applied to three synchronous target EOG channels, without target parameter fitting. The method therefore requires these additional sensors. Clean-target balanced accuracy was 62.57% versus 62.85% without correction, establishing neither a decoding benefit nor selective ocular-artifact removal. The failed original P4 attempt remains in the technical record.</w:t>
       </w:r>
     </w:p>
     <w:p>
@@ -10873,7 +10873,7 @@
         <w:rPr>
           <w:sz w:val="18"/>
         </w:rPr>
-        <w:t>All rows are binary, with 50% chance. Within-session and cross-session rows use target-person labeled calibration. P3/P4 rows use expert-clean targets; P2 all-trial rows use all trials. CSV supplements retain all/flagged secondary endpoints, target-information notes, and the single-person smoke. These modes and populations are not pooled into a calibration-free score.</w:t>
+        <w:t>All rows are binary, with 50% chance. Within-session and cross-session rows use target-person labelled calibration. P3/P4 rows use expert-clean targets; P2 all-trial rows use all trials. CSV supplements retain all/flagged secondary endpoints, target-information notes, and the single-person smoke. These modes and populations are not pooled into a calibration-free score.</w:t>
       </w:r>
     </w:p>
     <w:p>
@@ -10886,7 +10886,7 @@
     </w:p>
     <w:p>
       <w:r>
-        <w:t>Completed Q8-A001/A002/A003 analyses inspect archived source-validation curves without additional model fitting. Leave-one-inner-fold-out sensitivity and six candidate aggregation rules are hypothesis-generating analyses; they do not constitute six target-evaluated decoder conditions. P1-E001 is a single-subject acquisition audit. P2-SMOKE-S1 and the original P4-E001 retain failed run receipts, followed by successful retries. Q13-E002/E003 and Q14-E003 remain unrun and receive no performance values. The external partial 87-person attempt is not counted as an additional cohort alongside the completed 109-person result. The separate completed-experiment inventory links each record to its evidential role and explicitly marks reuse, validation depth, and technical failure.</w:t>
+        <w:t>Q8-A001/A002/A003 inspect archived source-validation curves without further fitting. Leave-one-inner-fold-out sensitivity and six candidate aggregation rules generate hypotheses; they are not six target-evaluated decoder conditions. P1-E001 is a single-subject acquisition audit. P2-SMOKE-S1 and the original P4-E001 retain failure receipts followed by successful retries. Q13-E002/E003 and Q14-E003 were not run and have no performance values. The partial 87-person external attempt is not an additional cohort alongside the completed 109-person evaluation. The completed-experiment inventory records each analysis’s evidential role, reuse, validation scope and technical failures.</w:t>
       </w:r>
     </w:p>
     <w:p>
@@ -10899,7 +10899,7 @@
     </w:p>
     <w:p>
       <w:r>
-        <w:t>The companion supplementary_methods.md records the 21-channel montage, six-second native context, deterministic cue indexing, native-rate filters, two-second crop, Helmert coordinates, provider label remapping, raw audits, source selection groups, 15 original fits, and source/inference freeze chronology. Cho2017 rows are retained as labeled imagery; 49 people contribute 200 trials and S7, S9, S46 contribute 240. Lee2019 contributes offline-training runs only, 100 trials per session. Every primary person remains in the reported population. The calibration limitations accompany all Q15 claims.</w:t>
+        <w:t>The companion supplementary_methods.md specifies the 21-channel montage, six-second native context, deterministic cue indexing, native-rate filters, two-second crop, Helmert coordinates, provider label maps, raw audits, source validation groups, 15 original fits and source/inference freeze chronology. Cho2017 retains labelled imagery: 49 people contribute 200 trials each, and S7, S9, S46 contribute 240. Lee2019 includes offline-training runs only, with 100 trials per session. All primary participants are retained, and Q15 interpretations retain the stated calibration limitations.</w:t>
       </w:r>
     </w:p>
     <w:p>
@@ -10962,7 +10962,7 @@
     </w:p>
     <w:p>
       <w:r>
-        <w:t>Descriptive seed dispersion was larger for shared than broad input: mean within-person seed SD was 6.014 versus 4.550 pp on Cho, and 3.798 versus 2.887 pp on Lee. These values characterize three fixed source-model seeds rather than an estimated population distribution of training randomness. They are not additional confirmatory hypotheses. Full person/seed metrics and class recalls are supplied in q15_external_subjects.csv, q15_seed_metrics.csv, and q15_model_summary.csv.</w:t>
+        <w:t>Shared input had greater descriptive seed dispersion than broad input: mean within-person seed SD was 6.014 versus 4.550 pp on Cho, and 3.798 versus 2.887 pp on Lee. These SDs summarize three fixed source-model seeds, not a population distribution of training randomness, and are not additional confirmatory hypotheses. Person/seed metrics and class recalls are supplied in q15_external_subjects.csv, q15_seed_metrics.csv and q15_model_summary.csv.</w:t>
       </w:r>
     </w:p>
     <w:p>
@@ -10988,7 +10988,7 @@
     </w:p>
     <w:p>
       <w:r>
-        <w:t>The separate Q16 methods document native raw-file/hash and event gates, fixed Welch parameters, trial-level dB aggregation, hand descriptors, artifact/session strata and all-nine-person Q14-E001 matched-binary LOSO associations. Its parameter specification follows known decoder outcomes; no external physiology, p-values, subgroup selection, decoder fits or new decoder inference is added. The public parameter freeze is 050e01b028aaab8e3d745934b13b2d17e9bb0a7a. The final independent validation passed for all central-channel raw power replays, all saved aggregation tables and all six signed correlations. The bundle preserves the freeze/readback, raw and execution receipts, summary, independent validation, person/session/artifact tables and the corresponding figure input/export hashes.</w:t>
+        <w:t>The separate Q16 methods specify native raw-file/hash and event checks, fixed Welch parameters, trial-level dB aggregation, hand descriptors, artifact/session strata and all-nine-person associations with saved Q14-E001 binary LOSO scores. The specification follows known decoder outcomes. It adds no external physiology, p-values, subgroup selection, decoder fits or decoder inference. The public parameter freeze is 050e01b028aaab8e3d745934b13b2d17e9bb0a7a. Independent validation passed for the central-channel raw power replays, all saved aggregation tables and all six signed correlations. The bundle retains the freeze/readback, raw and execution receipts, summary, validation, person/session/artifact tables and figure input/export hashes.</w:t>
       </w:r>
     </w:p>
     <w:p>
@@ -11692,7 +11692,7 @@
         <w:rPr>
           <w:sz w:val="18"/>
         </w:rPr>
-        <w:t>Spearman rho is the Pearson correlation of average ranks. Each person supplies one equal-session signed C3/C4 hand descriptor and one saved Q14-E001 binary LOSO balanced-accuracy score (three-seed mean for neural models; one CSP fit). All nine people are retained. Positive rho links higher balanced accuracy to a larger signed descriptor, which is less relatively suppressive when negative. Coefficients are displayed to three decimals; full precision is retained in the supplied data tables. These post-decoder-outcome associations have no p-values, confirmatory claims or external physiological test.</w:t>
+        <w:t>Spearman rho is the Pearson correlation of average ranks. Each person contributes one equal-session signed C3/C4 hand descriptor and one saved Q14-E001 binary LOSO balanced-accuracy score: a three-seed mean for neural models and one CSP fit. All nine people are retained. Positive rho associates higher balanced accuracy with a larger signed descriptor, which is less relatively suppressive when negative. Coefficients are rounded to three decimals here and retained at full precision in the data tables. These post-decoder-outcome associations have no p-values, confirmatory claims or external physiological test.</w:t>
       </w:r>
     </w:p>
     <w:p>
@@ -11750,7 +11750,7 @@
         <w:rPr>
           <w:sz w:val="18"/>
         </w:rPr>
-        <w:t>All six descriptive BNCI associations. The same nine people appear in each model/band panel, labeled by person ID, with signed C3/C4 hand laterality on the horizontal axis and saved binary Q14-E001 LOSO balanced accuracy on the vertical axis. Neural scores average three seeds within person; CSP uses one frozen fit. The physiology window [0.5,2.5) s differs from the decoder window [0.5,3.5) s. All points are retained; no fitted lines, p-values, subgroup thresholds or decoder updates are introduced. Positive beta correlations associate higher balanced accuracy with less-negative laterality. These post-outcome descriptions do not show mechanism, causality or a validated biomarker.</w:t>
+        <w:t>All six descriptive BNCI associations. Every model/band panel shows the same nine people, labelled by person ID. The horizontal axis is signed C3/C4 hand laterality; the vertical axis is saved Q14-E001 binary LOSO balanced accuracy. Neural scores average three seeds within person; CSP uses one frozen fit. The physiology window [0.5,2.5) s differs from the decoder window [0.5,3.5) s. All points are retained, with no fitted lines, p-values, subgroup thresholds or decoder updates. Positive beta correlations associate higher balanced accuracy with less-negative laterality. These post-outcome descriptions establish neither mechanism nor causality and do not validate a biomarker.</w:t>
       </w:r>
     </w:p>
     <w:p>
